--- a/docs/antigas/Lista00.docx
+++ b/docs/antigas/Lista00.docx
@@ -1,6 +1,6 @@
 
 <file path=word/document.xml><?xml version="1.0" encoding="utf-8"?>
-<w:document xmlns:wpc="http://schemas.microsoft.com/office/word/2010/wordprocessingCanvas" xmlns:mc="http://schemas.openxmlformats.org/markup-compatibility/2006" xmlns:o="urn:schemas-microsoft-com:office:office" xmlns:r="http://schemas.openxmlformats.org/officeDocument/2006/relationships" xmlns:m="http://schemas.openxmlformats.org/officeDocument/2006/math" xmlns:v="urn:schemas-microsoft-com:vml" xmlns:wp14="http://schemas.microsoft.com/office/word/2010/wordprocessingDrawing" xmlns:wp="http://schemas.openxmlformats.org/drawingml/2006/wordprocessingDrawing" xmlns:w10="urn:schemas-microsoft-com:office:word" xmlns:w="http://schemas.openxmlformats.org/wordprocessingml/2006/main" xmlns:w14="http://schemas.microsoft.com/office/word/2010/wordml" xmlns:w15="http://schemas.microsoft.com/office/word/2012/wordml" xmlns:wpg="http://schemas.microsoft.com/office/word/2010/wordprocessingGroup" xmlns:wpi="http://schemas.microsoft.com/office/word/2010/wordprocessingInk" xmlns:wne="http://schemas.microsoft.com/office/word/2006/wordml" xmlns:wps="http://schemas.microsoft.com/office/word/2010/wordprocessingShape" mc:Ignorable="w14 w15 wp14">
+<w:document xmlns:wpc="http://schemas.microsoft.com/office/word/2010/wordprocessingCanvas" xmlns:cx="http://schemas.microsoft.com/office/drawing/2014/chartex" xmlns:cx1="http://schemas.microsoft.com/office/drawing/2015/9/8/chartex" xmlns:cx2="http://schemas.microsoft.com/office/drawing/2015/10/21/chartex" xmlns:cx3="http://schemas.microsoft.com/office/drawing/2016/5/9/chartex" xmlns:cx4="http://schemas.microsoft.com/office/drawing/2016/5/10/chartex" xmlns:cx5="http://schemas.microsoft.com/office/drawing/2016/5/11/chartex" xmlns:cx6="http://schemas.microsoft.com/office/drawing/2016/5/12/chartex" xmlns:cx7="http://schemas.microsoft.com/office/drawing/2016/5/13/chartex" xmlns:cx8="http://schemas.microsoft.com/office/drawing/2016/5/14/chartex" xmlns:mc="http://schemas.openxmlformats.org/markup-compatibility/2006" xmlns:aink="http://schemas.microsoft.com/office/drawing/2016/ink" xmlns:am3d="http://schemas.microsoft.com/office/drawing/2017/model3d" xmlns:o="urn:schemas-microsoft-com:office:office" xmlns:oel="http://schemas.microsoft.com/office/2019/extlst" xmlns:r="http://schemas.openxmlformats.org/officeDocument/2006/relationships" xmlns:m="http://schemas.openxmlformats.org/officeDocument/2006/math" xmlns:v="urn:schemas-microsoft-com:vml" xmlns:wp14="http://schemas.microsoft.com/office/word/2010/wordprocessingDrawing" xmlns:wp="http://schemas.openxmlformats.org/drawingml/2006/wordprocessingDrawing" xmlns:w10="urn:schemas-microsoft-com:office:word" xmlns:w="http://schemas.openxmlformats.org/wordprocessingml/2006/main" xmlns:w14="http://schemas.microsoft.com/office/word/2010/wordml" xmlns:w15="http://schemas.microsoft.com/office/word/2012/wordml" xmlns:w16cex="http://schemas.microsoft.com/office/word/2018/wordml/cex" xmlns:w16cid="http://schemas.microsoft.com/office/word/2016/wordml/cid" xmlns:w16="http://schemas.microsoft.com/office/word/2018/wordml" xmlns:w16du="http://schemas.microsoft.com/office/word/2023/wordml/word16du" xmlns:w16sdtdh="http://schemas.microsoft.com/office/word/2020/wordml/sdtdatahash" xmlns:w16sdtfl="http://schemas.microsoft.com/office/word/2024/wordml/sdtformatlock" xmlns:w16se="http://schemas.microsoft.com/office/word/2015/wordml/symex" xmlns:wpg="http://schemas.microsoft.com/office/word/2010/wordprocessingGroup" xmlns:wpi="http://schemas.microsoft.com/office/word/2010/wordprocessingInk" xmlns:wne="http://schemas.microsoft.com/office/word/2006/wordml" xmlns:wps="http://schemas.microsoft.com/office/word/2010/wordprocessingShape" mc:Ignorable="w14 w15 w16se w16cid w16 w16cex w16sdtdh w16sdtfl w16du wp14">
   <w:body>
     <w:p>
       <w:pPr>
@@ -109,23 +109,13 @@
                                 <w:szCs w:val="16"/>
                               </w:rPr>
                             </w:pPr>
-                            <w:proofErr w:type="spellStart"/>
                             <w:r>
                               <w:rPr>
                                 <w:rFonts w:ascii="Arial" w:hAnsi="Arial" w:cs="Arial"/>
                                 <w:sz w:val="16"/>
                                 <w:szCs w:val="16"/>
                               </w:rPr>
-                              <w:t>Câmpus</w:t>
-                            </w:r>
-                            <w:proofErr w:type="spellEnd"/>
-                            <w:r>
-                              <w:rPr>
-                                <w:rFonts w:ascii="Arial" w:hAnsi="Arial" w:cs="Arial"/>
-                                <w:sz w:val="16"/>
-                                <w:szCs w:val="16"/>
-                              </w:rPr>
-                              <w:t xml:space="preserve"> de </w:t>
+                              <w:t xml:space="preserve">Câmpus de </w:t>
                             </w:r>
                             <w:r>
                               <w:rPr>
@@ -159,7 +149,7 @@
                 <v:stroke joinstyle="miter"/>
                 <v:path gradientshapeok="t" o:connecttype="rect"/>
               </v:shapetype>
-              <v:shape id="Text Box 26" o:spid="_x0000_s1026" type="#_x0000_t202" style="position:absolute;left:0;text-align:left;margin-left:92.2pt;margin-top:-49.1pt;width:204pt;height:36.3pt;z-index:251662848;visibility:visible;mso-wrap-style:square;mso-width-percent:0;mso-height-percent:0;mso-wrap-distance-left:9pt;mso-wrap-distance-top:0;mso-wrap-distance-right:9pt;mso-wrap-distance-bottom:0;mso-position-horizontal:absolute;mso-position-horizontal-relative:text;mso-position-vertical:absolute;mso-position-vertical-relative:text;mso-width-percent:0;mso-height-percent:0;mso-width-relative:page;mso-height-relative:page;v-text-anchor:top" o:gfxdata="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" filled="f" stroked="f">
+              <v:shape id="Text Box 26" o:spid="_x0000_s1026" type="#_x0000_t202" style="position:absolute;left:0;text-align:left;margin-left:92.2pt;margin-top:-49.1pt;width:204pt;height:36.3pt;z-index:251662848;visibility:visible;mso-wrap-style:square;mso-width-percent:0;mso-height-percent:0;mso-wrap-distance-left:9pt;mso-wrap-distance-top:0;mso-wrap-distance-right:9pt;mso-wrap-distance-bottom:0;mso-position-horizontal:absolute;mso-position-horizontal-relative:text;mso-position-vertical:absolute;mso-position-vertical-relative:text;mso-width-percent:0;mso-height-percent:0;mso-width-relative:page;mso-height-relative:page;v-text-anchor:top" o:gfxdata="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" filled="f" stroked="f">
                 <v:textbox>
                   <w:txbxContent>
                     <w:p>
@@ -198,23 +188,13 @@
                           <w:szCs w:val="16"/>
                         </w:rPr>
                       </w:pPr>
-                      <w:proofErr w:type="spellStart"/>
                       <w:r>
                         <w:rPr>
                           <w:rFonts w:ascii="Arial" w:hAnsi="Arial" w:cs="Arial"/>
                           <w:sz w:val="16"/>
                           <w:szCs w:val="16"/>
                         </w:rPr>
-                        <w:t>Câmpus</w:t>
-                      </w:r>
-                      <w:proofErr w:type="spellEnd"/>
-                      <w:r>
-                        <w:rPr>
-                          <w:rFonts w:ascii="Arial" w:hAnsi="Arial" w:cs="Arial"/>
-                          <w:sz w:val="16"/>
-                          <w:szCs w:val="16"/>
-                        </w:rPr>
-                        <w:t xml:space="preserve"> de </w:t>
+                        <w:t xml:space="preserve">Câmpus de </w:t>
                       </w:r>
                       <w:r>
                         <w:rPr>
@@ -825,7 +805,6 @@
                               </w:rPr>
                             </w:pPr>
                             <w:proofErr w:type="spellStart"/>
-                            <w:proofErr w:type="gramStart"/>
                             <w:r>
                               <w:rPr>
                                 <w:rFonts w:ascii="Arial" w:hAnsi="Arial" w:cs="Arial"/>
@@ -836,7 +815,6 @@
                               <w:t>unesp</w:t>
                             </w:r>
                             <w:proofErr w:type="spellEnd"/>
-                            <w:proofErr w:type="gramEnd"/>
                           </w:p>
                         </w:txbxContent>
                       </wps:txbx>
@@ -857,7 +835,7 @@
           </mc:Choice>
           <mc:Fallback>
             <w:pict>
-              <v:shape w14:anchorId="1202953F" id="Text Box 25" o:spid="_x0000_s1027" type="#_x0000_t202" style="position:absolute;left:0;text-align:left;margin-left:-10.65pt;margin-top:-40.7pt;width:83.45pt;height:45pt;z-index:251661824;visibility:visible;mso-wrap-style:square;mso-width-percent:0;mso-height-percent:0;mso-wrap-distance-left:9pt;mso-wrap-distance-top:0;mso-wrap-distance-right:9pt;mso-wrap-distance-bottom:0;mso-position-horizontal:absolute;mso-position-horizontal-relative:text;mso-position-vertical:absolute;mso-position-vertical-relative:text;mso-width-percent:0;mso-height-percent:0;mso-width-relative:page;mso-height-relative:page;v-text-anchor:top" o:gfxdata="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" filled="f" stroked="f">
+              <v:shape w14:anchorId="1202953F" id="Text Box 25" o:spid="_x0000_s1027" type="#_x0000_t202" style="position:absolute;left:0;text-align:left;margin-left:-10.65pt;margin-top:-40.7pt;width:83.45pt;height:45pt;z-index:251661824;visibility:visible;mso-wrap-style:square;mso-width-percent:0;mso-height-percent:0;mso-wrap-distance-left:9pt;mso-wrap-distance-top:0;mso-wrap-distance-right:9pt;mso-wrap-distance-bottom:0;mso-position-horizontal:absolute;mso-position-horizontal-relative:text;mso-position-vertical:absolute;mso-position-vertical-relative:text;mso-width-percent:0;mso-height-percent:0;mso-width-relative:page;mso-height-relative:page;v-text-anchor:top" o:gfxdata="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" filled="f" stroked="f">
                 <v:textbox>
                   <w:txbxContent>
                     <w:p>
@@ -871,7 +849,6 @@
                         </w:rPr>
                       </w:pPr>
                       <w:proofErr w:type="spellStart"/>
-                      <w:proofErr w:type="gramStart"/>
                       <w:r>
                         <w:rPr>
                           <w:rFonts w:ascii="Arial" w:hAnsi="Arial" w:cs="Arial"/>
@@ -882,7 +859,6 @@
                         <w:t>unesp</w:t>
                       </w:r>
                       <w:proofErr w:type="spellEnd"/>
-                      <w:proofErr w:type="gramEnd"/>
                     </w:p>
                   </w:txbxContent>
                 </v:textbox>
@@ -960,15 +936,389 @@
           <w:lang w:val="en-US"/>
         </w:rPr>
       </w:pPr>
+      <w:r>
+        <w:rPr>
+          <w:rFonts w:ascii="Book Antiqua" w:hAnsi="Book Antiqua"/>
+          <w:sz w:val="22"/>
+          <w:szCs w:val="22"/>
+          <w:lang w:val="en-US"/>
+        </w:rPr>
+        <w:t xml:space="preserve">a)    </w:t>
+      </w:r>
+      <m:oMath>
+        <m:r>
+          <w:rPr>
+            <w:rFonts w:ascii="Cambria Math" w:hAnsi="Cambria Math"/>
+            <w:sz w:val="22"/>
+            <w:szCs w:val="22"/>
+            <w:lang w:val="en-US"/>
+          </w:rPr>
+          <m:t>1 / 2</m:t>
+        </m:r>
+      </m:oMath>
+    </w:p>
+    <w:p>
+      <w:pPr>
+        <w:jc w:val="both"/>
+        <w:rPr>
+          <w:rFonts w:ascii="Book Antiqua" w:hAnsi="Book Antiqua"/>
+          <w:sz w:val="22"/>
+          <w:szCs w:val="22"/>
+          <w:lang w:val="en-US"/>
+        </w:rPr>
+      </w:pPr>
+      <w:r>
+        <w:rPr>
+          <w:rFonts w:ascii="Book Antiqua" w:hAnsi="Book Antiqua"/>
+          <w:sz w:val="22"/>
+          <w:szCs w:val="22"/>
+          <w:lang w:val="en-US"/>
+        </w:rPr>
+        <w:t xml:space="preserve">b)    </w:t>
+      </w:r>
+      <m:oMath>
+        <m:r>
+          <w:rPr>
+            <w:rFonts w:ascii="Cambria Math" w:hAnsi="Cambria Math"/>
+            <w:sz w:val="22"/>
+            <w:szCs w:val="22"/>
+            <w:lang w:val="en-US"/>
+          </w:rPr>
+          <m:t>1 DIV 2</m:t>
+        </m:r>
+      </m:oMath>
+    </w:p>
+    <w:p>
+      <w:pPr>
+        <w:jc w:val="both"/>
+        <w:rPr>
+          <w:rFonts w:ascii="Book Antiqua" w:hAnsi="Book Antiqua"/>
+          <w:sz w:val="22"/>
+          <w:szCs w:val="22"/>
+          <w:lang w:val="en-US"/>
+        </w:rPr>
+      </w:pPr>
+      <w:r>
+        <w:rPr>
+          <w:rFonts w:ascii="Book Antiqua" w:hAnsi="Book Antiqua"/>
+          <w:sz w:val="22"/>
+          <w:szCs w:val="22"/>
+          <w:lang w:val="en-US"/>
+        </w:rPr>
+        <w:t xml:space="preserve">c)    </w:t>
+      </w:r>
+      <m:oMath>
+        <m:r>
+          <w:rPr>
+            <w:rFonts w:ascii="Cambria Math" w:hAnsi="Cambria Math"/>
+            <w:sz w:val="22"/>
+            <w:szCs w:val="22"/>
+            <w:lang w:val="en-US"/>
+          </w:rPr>
+          <m:t>1 MOD 2</m:t>
+        </m:r>
+      </m:oMath>
+    </w:p>
+    <w:p>
+      <w:pPr>
+        <w:jc w:val="both"/>
+        <w:rPr>
+          <w:rFonts w:ascii="Book Antiqua" w:hAnsi="Book Antiqua"/>
+          <w:sz w:val="22"/>
+          <w:szCs w:val="22"/>
+          <w:lang w:val="en-US"/>
+        </w:rPr>
+      </w:pPr>
+      <w:r>
+        <w:rPr>
+          <w:rFonts w:ascii="Book Antiqua" w:hAnsi="Book Antiqua"/>
+          <w:sz w:val="22"/>
+          <w:szCs w:val="22"/>
+          <w:lang w:val="en-US"/>
+        </w:rPr>
+        <w:t xml:space="preserve">d)    </w:t>
+      </w:r>
+      <m:oMath>
+        <m:r>
+          <w:rPr>
+            <w:rFonts w:ascii="Cambria Math" w:hAnsi="Cambria Math"/>
+            <w:sz w:val="22"/>
+            <w:szCs w:val="22"/>
+            <w:lang w:val="en-US"/>
+          </w:rPr>
+          <m:t>( 200 DIV 10 ) MOD 4</m:t>
+        </m:r>
+      </m:oMath>
+    </w:p>
+    <w:p>
+      <w:pPr>
+        <w:jc w:val="both"/>
+        <w:rPr>
+          <w:rFonts w:ascii="Book Antiqua" w:hAnsi="Book Antiqua"/>
+          <w:sz w:val="22"/>
+          <w:szCs w:val="22"/>
+        </w:rPr>
+      </w:pPr>
+      <w:r>
+        <w:rPr>
+          <w:rFonts w:ascii="Book Antiqua" w:hAnsi="Book Antiqua"/>
+          <w:sz w:val="22"/>
+          <w:szCs w:val="22"/>
+        </w:rPr>
+        <w:t xml:space="preserve">e)   </w:t>
+      </w:r>
+      <w:r>
+        <w:rPr>
+          <w:rFonts w:ascii="Book Antiqua" w:hAnsi="Book Antiqua"/>
+          <w:sz w:val="22"/>
+          <w:szCs w:val="22"/>
+        </w:rPr>
+        <w:t xml:space="preserve"> </w:t>
+      </w:r>
+      <m:oMath>
+        <m:r>
+          <w:rPr>
+            <w:rFonts w:ascii="Cambria Math" w:hAnsi="Cambria Math"/>
+            <w:sz w:val="22"/>
+            <w:szCs w:val="22"/>
+          </w:rPr>
+          <m:t>POT(5,2) + 3</m:t>
+        </m:r>
+      </m:oMath>
+    </w:p>
+    <w:p>
+      <w:pPr>
+        <w:jc w:val="both"/>
+        <w:rPr>
+          <w:rFonts w:ascii="Book Antiqua" w:hAnsi="Book Antiqua"/>
+          <w:sz w:val="22"/>
+          <w:szCs w:val="22"/>
+        </w:rPr>
+      </w:pPr>
+      <w:r>
+        <w:rPr>
+          <w:rFonts w:ascii="Book Antiqua" w:hAnsi="Book Antiqua"/>
+          <w:sz w:val="22"/>
+          <w:szCs w:val="22"/>
+        </w:rPr>
+        <w:t xml:space="preserve">f)     </w:t>
+      </w:r>
+      <m:oMath>
+        <m:r>
+          <w:rPr>
+            <w:rFonts w:ascii="Cambria Math" w:hAnsi="Cambria Math"/>
+            <w:sz w:val="22"/>
+            <w:szCs w:val="22"/>
+          </w:rPr>
+          <m:t>RAD(25)+19-23</m:t>
+        </m:r>
+      </m:oMath>
+    </w:p>
+    <w:p>
+      <w:pPr>
+        <w:jc w:val="both"/>
+        <w:rPr>
+          <w:rFonts w:ascii="Book Antiqua" w:hAnsi="Book Antiqua"/>
+          <w:sz w:val="22"/>
+          <w:szCs w:val="22"/>
+        </w:rPr>
+      </w:pPr>
+      <w:r>
+        <w:rPr>
+          <w:rFonts w:ascii="Book Antiqua" w:hAnsi="Book Antiqua"/>
+          <w:sz w:val="22"/>
+          <w:szCs w:val="22"/>
+        </w:rPr>
+        <w:t xml:space="preserve">g)   </w:t>
+      </w:r>
+      <w:r>
+        <w:rPr>
+          <w:rFonts w:ascii="Book Antiqua" w:hAnsi="Book Antiqua"/>
+          <w:sz w:val="22"/>
+          <w:szCs w:val="22"/>
+        </w:rPr>
+        <w:t xml:space="preserve"> </w:t>
+      </w:r>
+      <m:oMath>
+        <m:r>
+          <w:rPr>
+            <w:rFonts w:ascii="Cambria Math" w:hAnsi="Cambria Math"/>
+            <w:sz w:val="22"/>
+            <w:szCs w:val="22"/>
+          </w:rPr>
+          <m:t xml:space="preserve">3,0 </m:t>
+        </m:r>
+        <m:r>
+          <w:rPr>
+            <w:rFonts w:ascii="Cambria Math" w:hAnsi="Cambria Math"/>
+            <w:sz w:val="22"/>
+            <w:szCs w:val="22"/>
+          </w:rPr>
+          <m:t>×</m:t>
+        </m:r>
+        <m:r>
+          <w:rPr>
+            <w:rFonts w:ascii="Cambria Math" w:hAnsi="Cambria Math"/>
+            <w:sz w:val="22"/>
+            <w:szCs w:val="22"/>
+          </w:rPr>
+          <m:t xml:space="preserve"> 5,0 +1</m:t>
+        </m:r>
+      </m:oMath>
+    </w:p>
+    <w:p>
+      <w:pPr>
+        <w:jc w:val="both"/>
+        <w:rPr>
+          <w:rFonts w:ascii="Book Antiqua" w:hAnsi="Book Antiqua"/>
+          <w:sz w:val="22"/>
+          <w:szCs w:val="22"/>
+        </w:rPr>
+      </w:pPr>
+      <w:r>
+        <w:rPr>
+          <w:rFonts w:ascii="Book Antiqua" w:hAnsi="Book Antiqua"/>
+          <w:sz w:val="22"/>
+          <w:szCs w:val="22"/>
+        </w:rPr>
+        <w:t xml:space="preserve">h)   </w:t>
+      </w:r>
+      <w:r>
+        <w:rPr>
+          <w:rFonts w:ascii="Book Antiqua" w:hAnsi="Book Antiqua"/>
+          <w:sz w:val="22"/>
+          <w:szCs w:val="22"/>
+        </w:rPr>
+        <w:t xml:space="preserve"> </w:t>
+      </w:r>
+      <m:oMath>
+        <m:r>
+          <w:rPr>
+            <w:rFonts w:ascii="Cambria Math" w:hAnsi="Cambria Math"/>
+            <w:sz w:val="22"/>
+            <w:szCs w:val="22"/>
+          </w:rPr>
+          <m:t>1/4+2</m:t>
+        </m:r>
+      </m:oMath>
+    </w:p>
+    <w:p>
+      <w:pPr>
+        <w:jc w:val="both"/>
+        <w:rPr>
+          <w:rFonts w:ascii="Book Antiqua" w:hAnsi="Book Antiqua"/>
+          <w:sz w:val="22"/>
+          <w:szCs w:val="22"/>
+        </w:rPr>
+      </w:pPr>
+      <w:r>
+        <w:rPr>
+          <w:rFonts w:ascii="Book Antiqua" w:hAnsi="Book Antiqua"/>
+          <w:sz w:val="22"/>
+          <w:szCs w:val="22"/>
+        </w:rPr>
+        <w:t>i)     </w:t>
+      </w:r>
+      <m:oMath>
+        <m:r>
+          <w:rPr>
+            <w:rFonts w:ascii="Cambria Math" w:hAnsi="Cambria Math"/>
+            <w:sz w:val="22"/>
+            <w:szCs w:val="22"/>
+          </w:rPr>
+          <m:t>28,0 / 7 + 4</m:t>
+        </m:r>
+      </m:oMath>
+    </w:p>
+    <w:p>
+      <w:pPr>
+        <w:jc w:val="both"/>
+        <w:rPr>
+          <w:rFonts w:ascii="Book Antiqua" w:hAnsi="Book Antiqua"/>
+          <w:sz w:val="22"/>
+          <w:szCs w:val="22"/>
+        </w:rPr>
+      </w:pPr>
+      <w:r>
+        <w:rPr>
+          <w:rFonts w:ascii="Book Antiqua" w:hAnsi="Book Antiqua"/>
+          <w:sz w:val="22"/>
+          <w:szCs w:val="22"/>
+        </w:rPr>
+        <w:t>j)     3 / 6,0 – 7</w:t>
+      </w:r>
+    </w:p>
+    <w:p>
+      <w:pPr>
+        <w:jc w:val="both"/>
+        <w:rPr>
+          <w:rFonts w:ascii="Book Antiqua" w:hAnsi="Book Antiqua"/>
+          <w:sz w:val="22"/>
+          <w:szCs w:val="22"/>
+        </w:rPr>
+      </w:pPr>
+    </w:p>
+    <w:p>
+      <w:pPr>
+        <w:jc w:val="both"/>
+        <w:rPr>
+          <w:rFonts w:ascii="Book Antiqua" w:hAnsi="Book Antiqua"/>
+          <w:sz w:val="22"/>
+          <w:szCs w:val="22"/>
+        </w:rPr>
+      </w:pPr>
+      <w:r>
+        <w:rPr>
+          <w:rFonts w:ascii="Book Antiqua" w:hAnsi="Book Antiqua"/>
+          <w:sz w:val="22"/>
+          <w:szCs w:val="22"/>
+        </w:rPr>
+        <w:t xml:space="preserve">2) Indique o resultado das seguintes expressões: </w:t>
+      </w:r>
+    </w:p>
+    <w:p>
+      <w:pPr>
+        <w:jc w:val="both"/>
+        <w:rPr>
+          <w:rFonts w:ascii="Book Antiqua" w:hAnsi="Book Antiqua"/>
+          <w:sz w:val="22"/>
+          <w:szCs w:val="22"/>
+        </w:rPr>
+      </w:pPr>
+      <w:r>
+        <w:rPr>
+          <w:rFonts w:ascii="Book Antiqua" w:hAnsi="Book Antiqua"/>
+          <w:sz w:val="22"/>
+          <w:szCs w:val="22"/>
+        </w:rPr>
+        <w:t>a)    2 &gt; 3</w:t>
+      </w:r>
+    </w:p>
+    <w:p>
+      <w:pPr>
+        <w:jc w:val="both"/>
+        <w:rPr>
+          <w:rFonts w:ascii="Book Antiqua" w:hAnsi="Book Antiqua"/>
+          <w:sz w:val="22"/>
+          <w:szCs w:val="22"/>
+        </w:rPr>
+      </w:pPr>
+      <w:r>
+        <w:rPr>
+          <w:rFonts w:ascii="Book Antiqua" w:hAnsi="Book Antiqua"/>
+          <w:sz w:val="22"/>
+          <w:szCs w:val="22"/>
+        </w:rPr>
+        <w:t>b) </w:t>
+      </w:r>
       <w:proofErr w:type="gramStart"/>
       <w:r>
         <w:rPr>
           <w:rFonts w:ascii="Book Antiqua" w:hAnsi="Book Antiqua"/>
           <w:sz w:val="22"/>
           <w:szCs w:val="22"/>
-          <w:lang w:val="en-US"/>
-        </w:rPr>
-        <w:t>a</w:t>
+        </w:rPr>
+        <w:t>   (</w:t>
       </w:r>
       <w:proofErr w:type="gramEnd"/>
       <w:r>
@@ -976,49 +1326,8 @@
           <w:rFonts w:ascii="Book Antiqua" w:hAnsi="Book Antiqua"/>
           <w:sz w:val="22"/>
           <w:szCs w:val="22"/>
-          <w:lang w:val="en-US"/>
-        </w:rPr>
-        <w:t>)    1 / 2</w:t>
-      </w:r>
-    </w:p>
-    <w:p>
-      <w:pPr>
-        <w:jc w:val="both"/>
-        <w:rPr>
-          <w:rFonts w:ascii="Book Antiqua" w:hAnsi="Book Antiqua"/>
-          <w:sz w:val="22"/>
-          <w:szCs w:val="22"/>
-          <w:lang w:val="en-US"/>
-        </w:rPr>
-      </w:pPr>
-      <w:r>
-        <w:rPr>
-          <w:rFonts w:ascii="Book Antiqua" w:hAnsi="Book Antiqua"/>
-          <w:sz w:val="22"/>
-          <w:szCs w:val="22"/>
-          <w:lang w:val="en-US"/>
-        </w:rPr>
-        <w:t>b)    1 DIV 2</w:t>
-      </w:r>
-    </w:p>
-    <w:p>
-      <w:pPr>
-        <w:jc w:val="both"/>
-        <w:rPr>
-          <w:rFonts w:ascii="Book Antiqua" w:hAnsi="Book Antiqua"/>
-          <w:sz w:val="22"/>
-          <w:szCs w:val="22"/>
-          <w:lang w:val="en-US"/>
-        </w:rPr>
-      </w:pPr>
-      <w:r>
-        <w:rPr>
-          <w:rFonts w:ascii="Book Antiqua" w:hAnsi="Book Antiqua"/>
-          <w:sz w:val="22"/>
-          <w:szCs w:val="22"/>
-          <w:lang w:val="en-US"/>
-        </w:rPr>
-        <w:t xml:space="preserve">c)    1 MOD </w:t>
+        </w:rPr>
+        <w:t xml:space="preserve"> 6 &lt; </w:t>
       </w:r>
       <w:proofErr w:type="gramStart"/>
       <w:r>
@@ -1026,30 +1335,17 @@
           <w:rFonts w:ascii="Book Antiqua" w:hAnsi="Book Antiqua"/>
           <w:sz w:val="22"/>
           <w:szCs w:val="22"/>
-          <w:lang w:val="en-US"/>
-        </w:rPr>
-        <w:t>2</w:t>
+        </w:rPr>
+        <w:t>8 )</w:t>
       </w:r>
       <w:proofErr w:type="gramEnd"/>
-    </w:p>
-    <w:p>
-      <w:pPr>
-        <w:jc w:val="both"/>
-        <w:rPr>
-          <w:rFonts w:ascii="Book Antiqua" w:hAnsi="Book Antiqua"/>
-          <w:sz w:val="22"/>
-          <w:szCs w:val="22"/>
-          <w:lang w:val="en-US"/>
-        </w:rPr>
-      </w:pPr>
-      <w:r>
-        <w:rPr>
-          <w:rFonts w:ascii="Book Antiqua" w:hAnsi="Book Antiqua"/>
-          <w:sz w:val="22"/>
-          <w:szCs w:val="22"/>
-          <w:lang w:val="en-US"/>
-        </w:rPr>
-        <w:t xml:space="preserve">d)    </w:t>
+      <w:r>
+        <w:rPr>
+          <w:rFonts w:ascii="Book Antiqua" w:hAnsi="Book Antiqua"/>
+          <w:sz w:val="22"/>
+          <w:szCs w:val="22"/>
+        </w:rPr>
+        <w:t xml:space="preserve"> OU </w:t>
       </w:r>
       <w:proofErr w:type="gramStart"/>
       <w:r>
@@ -1057,9 +1353,8 @@
           <w:rFonts w:ascii="Book Antiqua" w:hAnsi="Book Antiqua"/>
           <w:sz w:val="22"/>
           <w:szCs w:val="22"/>
-          <w:lang w:val="en-US"/>
-        </w:rPr>
-        <w:t>( 200</w:t>
+        </w:rPr>
+        <w:t>( 3</w:t>
       </w:r>
       <w:proofErr w:type="gramEnd"/>
       <w:r>
@@ -1067,35 +1362,8 @@
           <w:rFonts w:ascii="Book Antiqua" w:hAnsi="Book Antiqua"/>
           <w:sz w:val="22"/>
           <w:szCs w:val="22"/>
-          <w:lang w:val="en-US"/>
-        </w:rPr>
-        <w:t xml:space="preserve"> DIV 10 ) MOD 4</w:t>
-      </w:r>
-    </w:p>
-    <w:p>
-      <w:pPr>
-        <w:jc w:val="both"/>
-        <w:rPr>
-          <w:rFonts w:ascii="Book Antiqua" w:hAnsi="Book Antiqua"/>
-          <w:sz w:val="22"/>
-          <w:szCs w:val="22"/>
-        </w:rPr>
-      </w:pPr>
-      <w:r>
-        <w:rPr>
-          <w:rFonts w:ascii="Book Antiqua" w:hAnsi="Book Antiqua"/>
-          <w:sz w:val="22"/>
-          <w:szCs w:val="22"/>
-        </w:rPr>
-        <w:t xml:space="preserve">e)   </w:t>
-      </w:r>
-      <w:r>
-        <w:rPr>
-          <w:rFonts w:ascii="Book Antiqua" w:hAnsi="Book Antiqua"/>
-          <w:sz w:val="22"/>
-          <w:szCs w:val="22"/>
-        </w:rPr>
-        <w:t xml:space="preserve"> </w:t>
+        </w:rPr>
+        <w:t xml:space="preserve"> &gt; </w:t>
       </w:r>
       <w:proofErr w:type="gramStart"/>
       <w:r>
@@ -1104,34 +1372,26 @@
           <w:sz w:val="22"/>
           <w:szCs w:val="22"/>
         </w:rPr>
-        <w:t>POT(</w:t>
+        <w:t>7 )</w:t>
       </w:r>
       <w:proofErr w:type="gramEnd"/>
-      <w:r>
-        <w:rPr>
-          <w:rFonts w:ascii="Book Antiqua" w:hAnsi="Book Antiqua"/>
-          <w:sz w:val="22"/>
-          <w:szCs w:val="22"/>
-        </w:rPr>
-        <w:t>5,2) + 3</w:t>
-      </w:r>
-    </w:p>
-    <w:p>
-      <w:pPr>
-        <w:jc w:val="both"/>
-        <w:rPr>
-          <w:rFonts w:ascii="Book Antiqua" w:hAnsi="Book Antiqua"/>
-          <w:sz w:val="22"/>
-          <w:szCs w:val="22"/>
-        </w:rPr>
-      </w:pPr>
-      <w:r>
-        <w:rPr>
-          <w:rFonts w:ascii="Book Antiqua" w:hAnsi="Book Antiqua"/>
-          <w:sz w:val="22"/>
-          <w:szCs w:val="22"/>
-        </w:rPr>
-        <w:t xml:space="preserve">f)     </w:t>
+    </w:p>
+    <w:p>
+      <w:pPr>
+        <w:jc w:val="both"/>
+        <w:rPr>
+          <w:rFonts w:ascii="Book Antiqua" w:hAnsi="Book Antiqua"/>
+          <w:sz w:val="22"/>
+          <w:szCs w:val="22"/>
+        </w:rPr>
+      </w:pPr>
+      <w:r>
+        <w:rPr>
+          <w:rFonts w:ascii="Book Antiqua" w:hAnsi="Book Antiqua"/>
+          <w:sz w:val="22"/>
+          <w:szCs w:val="22"/>
+        </w:rPr>
+        <w:t>c) </w:t>
       </w:r>
       <w:proofErr w:type="gramStart"/>
       <w:r>
@@ -1140,7 +1400,7 @@
           <w:sz w:val="22"/>
           <w:szCs w:val="22"/>
         </w:rPr>
-        <w:t>RAD(</w:t>
+        <w:t>   ((( 10</w:t>
       </w:r>
       <w:proofErr w:type="gramEnd"/>
       <w:r>
@@ -1149,132 +1409,8 @@
           <w:sz w:val="22"/>
           <w:szCs w:val="22"/>
         </w:rPr>
-        <w:t>25)+19-23</w:t>
-      </w:r>
-    </w:p>
-    <w:p>
-      <w:pPr>
-        <w:jc w:val="both"/>
-        <w:rPr>
-          <w:rFonts w:ascii="Book Antiqua" w:hAnsi="Book Antiqua"/>
-          <w:sz w:val="22"/>
-          <w:szCs w:val="22"/>
-        </w:rPr>
-      </w:pPr>
-      <w:r>
-        <w:rPr>
-          <w:rFonts w:ascii="Book Antiqua" w:hAnsi="Book Antiqua"/>
-          <w:sz w:val="22"/>
-          <w:szCs w:val="22"/>
-        </w:rPr>
-        <w:t xml:space="preserve">g)   </w:t>
-      </w:r>
-      <w:r>
-        <w:rPr>
-          <w:rFonts w:ascii="Book Antiqua" w:hAnsi="Book Antiqua"/>
-          <w:sz w:val="22"/>
-          <w:szCs w:val="22"/>
-        </w:rPr>
-        <w:t xml:space="preserve"> </w:t>
-      </w:r>
-      <w:r>
-        <w:rPr>
-          <w:rFonts w:ascii="Book Antiqua" w:hAnsi="Book Antiqua"/>
-          <w:sz w:val="22"/>
-          <w:szCs w:val="22"/>
-        </w:rPr>
-        <w:t>3,0 * 5,0 +1</w:t>
-      </w:r>
-    </w:p>
-    <w:p>
-      <w:pPr>
-        <w:jc w:val="both"/>
-        <w:rPr>
-          <w:rFonts w:ascii="Book Antiqua" w:hAnsi="Book Antiqua"/>
-          <w:sz w:val="22"/>
-          <w:szCs w:val="22"/>
-        </w:rPr>
-      </w:pPr>
-      <w:r>
-        <w:rPr>
-          <w:rFonts w:ascii="Book Antiqua" w:hAnsi="Book Antiqua"/>
-          <w:sz w:val="22"/>
-          <w:szCs w:val="22"/>
-        </w:rPr>
-        <w:t xml:space="preserve">h)   </w:t>
-      </w:r>
-      <w:r>
-        <w:rPr>
-          <w:rFonts w:ascii="Book Antiqua" w:hAnsi="Book Antiqua"/>
-          <w:sz w:val="22"/>
-          <w:szCs w:val="22"/>
-        </w:rPr>
-        <w:t xml:space="preserve"> </w:t>
-      </w:r>
-      <w:r>
-        <w:rPr>
-          <w:rFonts w:ascii="Book Antiqua" w:hAnsi="Book Antiqua"/>
-          <w:sz w:val="22"/>
-          <w:szCs w:val="22"/>
-        </w:rPr>
-        <w:t>1/4+2</w:t>
-      </w:r>
-    </w:p>
-    <w:p>
-      <w:pPr>
-        <w:jc w:val="both"/>
-        <w:rPr>
-          <w:rFonts w:ascii="Book Antiqua" w:hAnsi="Book Antiqua"/>
-          <w:sz w:val="22"/>
-          <w:szCs w:val="22"/>
-        </w:rPr>
-      </w:pPr>
-      <w:r>
-        <w:rPr>
-          <w:rFonts w:ascii="Book Antiqua" w:hAnsi="Book Antiqua"/>
-          <w:sz w:val="22"/>
-          <w:szCs w:val="22"/>
-        </w:rPr>
-        <w:t>i)     28,0 / 7 + 4</w:t>
-      </w:r>
-    </w:p>
-    <w:p>
-      <w:pPr>
-        <w:jc w:val="both"/>
-        <w:rPr>
-          <w:rFonts w:ascii="Book Antiqua" w:hAnsi="Book Antiqua"/>
-          <w:sz w:val="22"/>
-          <w:szCs w:val="22"/>
-        </w:rPr>
-      </w:pPr>
-      <w:r>
-        <w:rPr>
-          <w:rFonts w:ascii="Book Antiqua" w:hAnsi="Book Antiqua"/>
-          <w:sz w:val="22"/>
-          <w:szCs w:val="22"/>
-        </w:rPr>
-        <w:t>j)     3 / 6,0 – 7</w:t>
-      </w:r>
-    </w:p>
-    <w:p>
-      <w:pPr>
-        <w:jc w:val="both"/>
-        <w:rPr>
-          <w:rFonts w:ascii="Book Antiqua" w:hAnsi="Book Antiqua"/>
-          <w:sz w:val="22"/>
-          <w:szCs w:val="22"/>
-        </w:rPr>
-      </w:pPr>
-    </w:p>
-    <w:p>
-      <w:pPr>
-        <w:jc w:val="both"/>
-        <w:rPr>
-          <w:rFonts w:ascii="Book Antiqua" w:hAnsi="Book Antiqua"/>
-          <w:sz w:val="22"/>
-          <w:szCs w:val="22"/>
-        </w:rPr>
-      </w:pPr>
+        <w:t xml:space="preserve"> DIV </w:t>
+      </w:r>
       <w:proofErr w:type="gramStart"/>
       <w:r>
         <w:rPr>
@@ -1282,7 +1418,7 @@
           <w:sz w:val="22"/>
           <w:szCs w:val="22"/>
         </w:rPr>
-        <w:t>2) Indique</w:t>
+        <w:t>2 )</w:t>
       </w:r>
       <w:proofErr w:type="gramEnd"/>
       <w:r>
@@ -1291,43 +1427,7 @@
           <w:sz w:val="22"/>
           <w:szCs w:val="22"/>
         </w:rPr>
-        <w:t xml:space="preserve"> o resultado das seguintes expressões: </w:t>
-      </w:r>
-    </w:p>
-    <w:p>
-      <w:pPr>
-        <w:jc w:val="both"/>
-        <w:rPr>
-          <w:rFonts w:ascii="Book Antiqua" w:hAnsi="Book Antiqua"/>
-          <w:sz w:val="22"/>
-          <w:szCs w:val="22"/>
-        </w:rPr>
-      </w:pPr>
-      <w:r>
-        <w:rPr>
-          <w:rFonts w:ascii="Book Antiqua" w:hAnsi="Book Antiqua"/>
-          <w:sz w:val="22"/>
-          <w:szCs w:val="22"/>
-        </w:rPr>
-        <w:t>a)    2 &gt; 3</w:t>
-      </w:r>
-    </w:p>
-    <w:p>
-      <w:pPr>
-        <w:jc w:val="both"/>
-        <w:rPr>
-          <w:rFonts w:ascii="Book Antiqua" w:hAnsi="Book Antiqua"/>
-          <w:sz w:val="22"/>
-          <w:szCs w:val="22"/>
-        </w:rPr>
-      </w:pPr>
-      <w:r>
-        <w:rPr>
-          <w:rFonts w:ascii="Book Antiqua" w:hAnsi="Book Antiqua"/>
-          <w:sz w:val="22"/>
-          <w:szCs w:val="22"/>
-        </w:rPr>
-        <w:t>b) </w:t>
+        <w:t xml:space="preserve"> MOD </w:t>
       </w:r>
       <w:proofErr w:type="gramStart"/>
       <w:r>
@@ -1336,7 +1436,7 @@
           <w:sz w:val="22"/>
           <w:szCs w:val="22"/>
         </w:rPr>
-        <w:t>   (</w:t>
+        <w:t>6 )</w:t>
       </w:r>
       <w:proofErr w:type="gramEnd"/>
       <w:r>
@@ -1345,25 +1445,7 @@
           <w:sz w:val="22"/>
           <w:szCs w:val="22"/>
         </w:rPr>
-        <w:t xml:space="preserve"> 6 &lt; 8 ) OU ( 3 &gt; 7 )</w:t>
-      </w:r>
-    </w:p>
-    <w:p>
-      <w:pPr>
-        <w:jc w:val="both"/>
-        <w:rPr>
-          <w:rFonts w:ascii="Book Antiqua" w:hAnsi="Book Antiqua"/>
-          <w:sz w:val="22"/>
-          <w:szCs w:val="22"/>
-        </w:rPr>
-      </w:pPr>
-      <w:r>
-        <w:rPr>
-          <w:rFonts w:ascii="Book Antiqua" w:hAnsi="Book Antiqua"/>
-          <w:sz w:val="22"/>
-          <w:szCs w:val="22"/>
-        </w:rPr>
-        <w:t>c) </w:t>
+        <w:t xml:space="preserve"> &gt; </w:t>
       </w:r>
       <w:proofErr w:type="gramStart"/>
       <w:r>
@@ -1372,7 +1454,7 @@
           <w:sz w:val="22"/>
           <w:szCs w:val="22"/>
         </w:rPr>
-        <w:t>   (</w:t>
+        <w:t>5 )</w:t>
       </w:r>
       <w:proofErr w:type="gramEnd"/>
       <w:r>
@@ -1381,7 +1463,61 @@
           <w:sz w:val="22"/>
           <w:szCs w:val="22"/>
         </w:rPr>
-        <w:t>(( 10 DIV 2 ) MOD 6 ) &gt; 5 ) E ( 3 &lt; ( 2 MOD 2 ) )</w:t>
+        <w:t xml:space="preserve"> E </w:t>
+      </w:r>
+      <w:proofErr w:type="gramStart"/>
+      <w:r>
+        <w:rPr>
+          <w:rFonts w:ascii="Book Antiqua" w:hAnsi="Book Antiqua"/>
+          <w:sz w:val="22"/>
+          <w:szCs w:val="22"/>
+        </w:rPr>
+        <w:t>( 3</w:t>
+      </w:r>
+      <w:proofErr w:type="gramEnd"/>
+      <w:r>
+        <w:rPr>
+          <w:rFonts w:ascii="Book Antiqua" w:hAnsi="Book Antiqua"/>
+          <w:sz w:val="22"/>
+          <w:szCs w:val="22"/>
+        </w:rPr>
+        <w:t xml:space="preserve"> &lt; </w:t>
+      </w:r>
+      <w:proofErr w:type="gramStart"/>
+      <w:r>
+        <w:rPr>
+          <w:rFonts w:ascii="Book Antiqua" w:hAnsi="Book Antiqua"/>
+          <w:sz w:val="22"/>
+          <w:szCs w:val="22"/>
+        </w:rPr>
+        <w:t>( 2</w:t>
+      </w:r>
+      <w:proofErr w:type="gramEnd"/>
+      <w:r>
+        <w:rPr>
+          <w:rFonts w:ascii="Book Antiqua" w:hAnsi="Book Antiqua"/>
+          <w:sz w:val="22"/>
+          <w:szCs w:val="22"/>
+        </w:rPr>
+        <w:t xml:space="preserve"> MOD </w:t>
+      </w:r>
+      <w:proofErr w:type="gramStart"/>
+      <w:r>
+        <w:rPr>
+          <w:rFonts w:ascii="Book Antiqua" w:hAnsi="Book Antiqua"/>
+          <w:sz w:val="22"/>
+          <w:szCs w:val="22"/>
+        </w:rPr>
+        <w:t>2 )</w:t>
+      </w:r>
+      <w:proofErr w:type="gramEnd"/>
+      <w:r>
+        <w:rPr>
+          <w:rFonts w:ascii="Book Antiqua" w:hAnsi="Book Antiqua"/>
+          <w:sz w:val="22"/>
+          <w:szCs w:val="22"/>
+        </w:rPr>
+        <w:t xml:space="preserve"> )</w:t>
       </w:r>
     </w:p>
     <w:p>
@@ -1417,28 +1553,8 @@
           <w:sz w:val="22"/>
           <w:szCs w:val="22"/>
         </w:rPr>
-        <w:t xml:space="preserve"> &lt; 3 )</w:t>
-      </w:r>
-    </w:p>
-    <w:p>
-      <w:pPr>
-        <w:jc w:val="both"/>
-        <w:rPr>
-          <w:rFonts w:ascii="Book Antiqua" w:hAnsi="Book Antiqua"/>
-          <w:sz w:val="22"/>
-          <w:szCs w:val="22"/>
-        </w:rPr>
-      </w:pPr>
-    </w:p>
-    <w:p>
-      <w:pPr>
-        <w:jc w:val="both"/>
-        <w:rPr>
-          <w:rFonts w:ascii="Book Antiqua" w:hAnsi="Book Antiqua"/>
-          <w:sz w:val="22"/>
-          <w:szCs w:val="22"/>
-        </w:rPr>
-      </w:pPr>
+        <w:t xml:space="preserve"> &lt; </w:t>
+      </w:r>
       <w:proofErr w:type="gramStart"/>
       <w:r>
         <w:rPr>
@@ -1446,16 +1562,36 @@
           <w:sz w:val="22"/>
           <w:szCs w:val="22"/>
         </w:rPr>
-        <w:t>3) Escreva</w:t>
+        <w:t>3 )</w:t>
       </w:r>
       <w:proofErr w:type="gramEnd"/>
-      <w:r>
-        <w:rPr>
-          <w:rFonts w:ascii="Book Antiqua" w:hAnsi="Book Antiqua"/>
-          <w:sz w:val="22"/>
-          <w:szCs w:val="22"/>
-        </w:rPr>
-        <w:t xml:space="preserve"> o comando de atribuição e resolva a expressão das seguintes fórmulas matemáticas.</w:t>
+    </w:p>
+    <w:p>
+      <w:pPr>
+        <w:jc w:val="both"/>
+        <w:rPr>
+          <w:rFonts w:ascii="Book Antiqua" w:hAnsi="Book Antiqua"/>
+          <w:sz w:val="22"/>
+          <w:szCs w:val="22"/>
+        </w:rPr>
+      </w:pPr>
+    </w:p>
+    <w:p>
+      <w:pPr>
+        <w:jc w:val="both"/>
+        <w:rPr>
+          <w:rFonts w:ascii="Book Antiqua" w:hAnsi="Book Antiqua"/>
+          <w:sz w:val="22"/>
+          <w:szCs w:val="22"/>
+        </w:rPr>
+      </w:pPr>
+      <w:r>
+        <w:rPr>
+          <w:rFonts w:ascii="Book Antiqua" w:hAnsi="Book Antiqua"/>
+          <w:sz w:val="22"/>
+          <w:szCs w:val="22"/>
+        </w:rPr>
+        <w:t>3) Escreva o comando de atribuição e resolva a expressão das seguintes fórmulas matemáticas.</w:t>
       </w:r>
     </w:p>
     <w:p>
@@ -1474,7 +1610,7 @@
           <w:sz w:val="22"/>
           <w:szCs w:val="22"/>
         </w:rPr>
-        <w:object w:dxaOrig="1440" w:dyaOrig="1440">
+        <w:object w:dxaOrig="1440" w:dyaOrig="1440" w14:anchorId="73E0A775">
           <v:shapetype id="_x0000_t75" coordsize="21600,21600" o:spt="75" o:preferrelative="t" path="m@4@5l@4@11@9@11@9@5xe" filled="f" stroked="f">
             <v:stroke joinstyle="miter"/>
             <v:formulas>
@@ -1498,7 +1634,7 @@
             <v:imagedata r:id="rId6" o:title=""/>
             <v:shadow color="#eeece1"/>
           </v:shape>
-          <o:OLEObject Type="Embed" ProgID="Equation.3" ShapeID="Object 4" DrawAspect="Content" ObjectID="_1740334009" r:id="rId7"/>
+          <o:OLEObject Type="Embed" ProgID="Equation.3" ShapeID="Object 4" DrawAspect="Content" ObjectID="_1834079611" r:id="rId7"/>
         </w:object>
       </w:r>
       <w:r>
@@ -1650,12 +1786,12 @@
           <w:sz w:val="22"/>
           <w:szCs w:val="22"/>
         </w:rPr>
-        <w:object w:dxaOrig="1440" w:dyaOrig="1440">
+        <w:object w:dxaOrig="1440" w:dyaOrig="1440" w14:anchorId="0C851C55">
           <v:shape id="Object 5" o:spid="_x0000_s1154" type="#_x0000_t75" style="position:absolute;left:0;text-align:left;margin-left:26.85pt;margin-top:7.35pt;width:2in;height:47pt;z-index:251659776;visibility:visible" fillcolor="#4f81bd">
             <v:imagedata r:id="rId8" o:title=""/>
             <v:shadow color="#eeece1"/>
           </v:shape>
-          <o:OLEObject Type="Embed" ProgID="Equation.3" ShapeID="Object 5" DrawAspect="Content" ObjectID="_1740334010" r:id="rId9"/>
+          <o:OLEObject Type="Embed" ProgID="Equation.3" ShapeID="Object 5" DrawAspect="Content" ObjectID="_1834079612" r:id="rId9"/>
         </w:object>
       </w:r>
     </w:p>
@@ -1747,23 +1883,13 @@
           <w:szCs w:val="22"/>
         </w:rPr>
       </w:pPr>
-      <w:proofErr w:type="gramStart"/>
-      <w:r>
-        <w:rPr>
-          <w:rFonts w:ascii="Book Antiqua" w:hAnsi="Book Antiqua"/>
-          <w:sz w:val="22"/>
-          <w:szCs w:val="22"/>
-        </w:rPr>
-        <w:t>4) Para</w:t>
-      </w:r>
-      <w:proofErr w:type="gramEnd"/>
-      <w:r>
-        <w:rPr>
-          <w:rFonts w:ascii="Book Antiqua" w:hAnsi="Book Antiqua"/>
-          <w:sz w:val="22"/>
-          <w:szCs w:val="22"/>
-        </w:rPr>
-        <w:t xml:space="preserve"> cada linha informar o valor da expressão e das variáveis.</w:t>
+      <w:r>
+        <w:rPr>
+          <w:rFonts w:ascii="Book Antiqua" w:hAnsi="Book Antiqua"/>
+          <w:sz w:val="22"/>
+          <w:szCs w:val="22"/>
+        </w:rPr>
+        <w:t>4) Para cada linha informar o valor da expressão e das variáveis.</w:t>
       </w:r>
     </w:p>
     <w:p>
@@ -2170,75 +2296,7 @@
           <w:sz w:val="22"/>
           <w:szCs w:val="22"/>
         </w:rPr>
-        <w:t xml:space="preserve">5) Se X possui o valor 15 e foram executadas as seguintes </w:t>
-      </w:r>
-      <w:proofErr w:type="gramStart"/>
-      <w:r>
-        <w:rPr>
-          <w:rFonts w:ascii="Book Antiqua" w:hAnsi="Book Antiqua"/>
-          <w:sz w:val="22"/>
-          <w:szCs w:val="22"/>
-        </w:rPr>
-        <w:t>instruções:</w:t>
-      </w:r>
-      <w:r>
-        <w:rPr>
-          <w:rFonts w:ascii="Book Antiqua" w:hAnsi="Book Antiqua"/>
-          <w:sz w:val="22"/>
-          <w:szCs w:val="22"/>
-        </w:rPr>
-        <w:br/>
-      </w:r>
-      <w:r>
-        <w:rPr>
-          <w:rFonts w:ascii="Book Antiqua" w:hAnsi="Book Antiqua"/>
-          <w:sz w:val="22"/>
-          <w:szCs w:val="22"/>
-        </w:rPr>
-        <w:tab/>
-      </w:r>
-      <w:proofErr w:type="gramEnd"/>
-      <w:r>
-        <w:rPr>
-          <w:rFonts w:ascii="Book Antiqua" w:hAnsi="Book Antiqua"/>
-          <w:sz w:val="22"/>
-          <w:szCs w:val="22"/>
-        </w:rPr>
-        <w:t xml:space="preserve">X </w:t>
-      </w:r>
-      <w:r>
-        <w:rPr>
-          <w:rFonts w:ascii="Book Antiqua" w:hAnsi="Book Antiqua"/>
-          <w:sz w:val="22"/>
-          <w:szCs w:val="22"/>
-        </w:rPr>
-        <w:sym w:font="Wingdings" w:char="F0DF"/>
-      </w:r>
-      <w:r>
-        <w:rPr>
-          <w:rFonts w:ascii="Book Antiqua" w:hAnsi="Book Antiqua"/>
-          <w:sz w:val="22"/>
-          <w:szCs w:val="22"/>
-        </w:rPr>
-        <w:t xml:space="preserve"> </w:t>
-      </w:r>
-      <w:proofErr w:type="spellStart"/>
-      <w:r>
-        <w:rPr>
-          <w:rFonts w:ascii="Book Antiqua" w:hAnsi="Book Antiqua"/>
-          <w:sz w:val="22"/>
-          <w:szCs w:val="22"/>
-        </w:rPr>
-        <w:t>X</w:t>
-      </w:r>
-      <w:proofErr w:type="spellEnd"/>
-      <w:r>
-        <w:rPr>
-          <w:rFonts w:ascii="Book Antiqua" w:hAnsi="Book Antiqua"/>
-          <w:sz w:val="22"/>
-          <w:szCs w:val="22"/>
-        </w:rPr>
-        <w:t xml:space="preserve"> + 3;</w:t>
+        <w:t>5) Se X possui o valor 15 e foram executadas as seguintes instruções:</w:t>
       </w:r>
       <w:r>
         <w:rPr>
@@ -2289,7 +2347,7 @@
           <w:sz w:val="22"/>
           <w:szCs w:val="22"/>
         </w:rPr>
-        <w:t xml:space="preserve"> – 6;</w:t>
+        <w:t xml:space="preserve"> + 3;</w:t>
       </w:r>
       <w:r>
         <w:rPr>
@@ -2340,7 +2398,7 @@
           <w:sz w:val="22"/>
           <w:szCs w:val="22"/>
         </w:rPr>
-        <w:t xml:space="preserve"> / 2;</w:t>
+        <w:t xml:space="preserve"> – 6;</w:t>
       </w:r>
       <w:r>
         <w:rPr>
@@ -2373,7 +2431,25 @@
           <w:sz w:val="22"/>
           <w:szCs w:val="22"/>
         </w:rPr>
-        <w:t xml:space="preserve"> 3 * X;</w:t>
+        <w:t xml:space="preserve"> </w:t>
+      </w:r>
+      <w:proofErr w:type="spellStart"/>
+      <w:r>
+        <w:rPr>
+          <w:rFonts w:ascii="Book Antiqua" w:hAnsi="Book Antiqua"/>
+          <w:sz w:val="22"/>
+          <w:szCs w:val="22"/>
+        </w:rPr>
+        <w:t>X</w:t>
+      </w:r>
+      <w:proofErr w:type="spellEnd"/>
+      <w:r>
+        <w:rPr>
+          <w:rFonts w:ascii="Book Antiqua" w:hAnsi="Book Antiqua"/>
+          <w:sz w:val="22"/>
+          <w:szCs w:val="22"/>
+        </w:rPr>
+        <w:t xml:space="preserve"> / 2;</w:t>
       </w:r>
       <w:r>
         <w:rPr>
@@ -2406,6 +2482,39 @@
           <w:sz w:val="22"/>
           <w:szCs w:val="22"/>
         </w:rPr>
+        <w:t xml:space="preserve"> 3 * X;</w:t>
+      </w:r>
+      <w:r>
+        <w:rPr>
+          <w:rFonts w:ascii="Book Antiqua" w:hAnsi="Book Antiqua"/>
+          <w:sz w:val="22"/>
+          <w:szCs w:val="22"/>
+        </w:rPr>
+        <w:br/>
+      </w:r>
+      <w:r>
+        <w:rPr>
+          <w:rFonts w:ascii="Book Antiqua" w:hAnsi="Book Antiqua"/>
+          <w:sz w:val="22"/>
+          <w:szCs w:val="22"/>
+        </w:rPr>
+        <w:tab/>
+        <w:t xml:space="preserve">X </w:t>
+      </w:r>
+      <w:r>
+        <w:rPr>
+          <w:rFonts w:ascii="Book Antiqua" w:hAnsi="Book Antiqua"/>
+          <w:sz w:val="22"/>
+          <w:szCs w:val="22"/>
+        </w:rPr>
+        <w:sym w:font="Wingdings" w:char="F0DF"/>
+      </w:r>
+      <w:r>
+        <w:rPr>
+          <w:rFonts w:ascii="Book Antiqua" w:hAnsi="Book Antiqua"/>
+          <w:sz w:val="22"/>
+          <w:szCs w:val="22"/>
+        </w:rPr>
         <w:t xml:space="preserve"> X-X+X*X/X</w:t>
       </w:r>
       <w:r>
@@ -2460,25 +2569,7 @@
           <w:sz w:val="22"/>
           <w:szCs w:val="22"/>
         </w:rPr>
-        <w:t xml:space="preserve">) Escreva um programa que leia quatro números </w:t>
-      </w:r>
-      <w:proofErr w:type="gramStart"/>
-      <w:r>
-        <w:rPr>
-          <w:rFonts w:ascii="Book Antiqua" w:hAnsi="Book Antiqua"/>
-          <w:sz w:val="22"/>
-          <w:szCs w:val="22"/>
-        </w:rPr>
-        <w:t>X(</w:t>
-      </w:r>
-      <w:proofErr w:type="gramEnd"/>
-      <w:r>
-        <w:rPr>
-          <w:rFonts w:ascii="Book Antiqua" w:hAnsi="Book Antiqua"/>
-          <w:sz w:val="22"/>
-          <w:szCs w:val="22"/>
-        </w:rPr>
-        <w:t xml:space="preserve">inteiro), Y(inteiro), Z(real) e W(real) e que realize as seguintes operações abaixo. Considere que sejam lidos os seguintes valores: </w:t>
+        <w:t xml:space="preserve">) Escreva um programa que leia quatro números X(inteiro), Y(inteiro), Z(real) e W(real) e que realize as seguintes operações abaixo. Considere que sejam lidos os seguintes valores: </w:t>
       </w:r>
     </w:p>
     <w:p>
@@ -2562,163 +2653,103 @@
           <w:szCs w:val="22"/>
         </w:rPr>
       </w:pPr>
-      <w:proofErr w:type="gramStart"/>
-      <w:r>
-        <w:rPr>
-          <w:rFonts w:ascii="Book Antiqua" w:hAnsi="Book Antiqua"/>
-          <w:sz w:val="22"/>
-          <w:szCs w:val="22"/>
-        </w:rPr>
-        <w:t>a) Calcule</w:t>
-      </w:r>
-      <w:proofErr w:type="gramEnd"/>
-      <w:r>
-        <w:rPr>
-          <w:rFonts w:ascii="Book Antiqua" w:hAnsi="Book Antiqua"/>
-          <w:sz w:val="22"/>
-          <w:szCs w:val="22"/>
-        </w:rPr>
-        <w:t xml:space="preserve"> o valor do resto da divisão de X por Y. </w:t>
-      </w:r>
-    </w:p>
-    <w:p>
-      <w:pPr>
-        <w:jc w:val="both"/>
-        <w:rPr>
-          <w:rFonts w:ascii="Book Antiqua" w:hAnsi="Book Antiqua"/>
-          <w:sz w:val="22"/>
-          <w:szCs w:val="22"/>
-        </w:rPr>
-      </w:pPr>
-      <w:proofErr w:type="gramStart"/>
-      <w:r>
-        <w:rPr>
-          <w:rFonts w:ascii="Book Antiqua" w:hAnsi="Book Antiqua"/>
-          <w:sz w:val="22"/>
-          <w:szCs w:val="22"/>
-        </w:rPr>
-        <w:t>b) Calcule</w:t>
-      </w:r>
-      <w:proofErr w:type="gramEnd"/>
-      <w:r>
-        <w:rPr>
-          <w:rFonts w:ascii="Book Antiqua" w:hAnsi="Book Antiqua"/>
-          <w:sz w:val="22"/>
-          <w:szCs w:val="22"/>
-        </w:rPr>
-        <w:t xml:space="preserve"> o resto da divisão de Z por W.</w:t>
-      </w:r>
-    </w:p>
-    <w:p>
-      <w:pPr>
-        <w:jc w:val="both"/>
-        <w:rPr>
-          <w:rFonts w:ascii="Book Antiqua" w:hAnsi="Book Antiqua"/>
-          <w:sz w:val="22"/>
-          <w:szCs w:val="22"/>
-        </w:rPr>
-      </w:pPr>
-      <w:proofErr w:type="gramStart"/>
-      <w:r>
-        <w:rPr>
-          <w:rFonts w:ascii="Book Antiqua" w:hAnsi="Book Antiqua"/>
-          <w:sz w:val="22"/>
-          <w:szCs w:val="22"/>
-        </w:rPr>
-        <w:t>c) Calcule</w:t>
-      </w:r>
-      <w:proofErr w:type="gramEnd"/>
-      <w:r>
-        <w:rPr>
-          <w:rFonts w:ascii="Book Antiqua" w:hAnsi="Book Antiqua"/>
-          <w:sz w:val="22"/>
-          <w:szCs w:val="22"/>
-        </w:rPr>
-        <w:t xml:space="preserve"> a quarta potência de X. </w:t>
-      </w:r>
-    </w:p>
-    <w:p>
-      <w:pPr>
-        <w:jc w:val="both"/>
-        <w:rPr>
-          <w:rFonts w:ascii="Book Antiqua" w:hAnsi="Book Antiqua"/>
-          <w:sz w:val="22"/>
-          <w:szCs w:val="22"/>
-        </w:rPr>
-      </w:pPr>
-      <w:proofErr w:type="gramStart"/>
-      <w:r>
-        <w:rPr>
-          <w:rFonts w:ascii="Book Antiqua" w:hAnsi="Book Antiqua"/>
-          <w:sz w:val="22"/>
-          <w:szCs w:val="22"/>
-        </w:rPr>
-        <w:t>d) Arredonde</w:t>
-      </w:r>
-      <w:proofErr w:type="gramEnd"/>
-      <w:r>
-        <w:rPr>
-          <w:rFonts w:ascii="Book Antiqua" w:hAnsi="Book Antiqua"/>
-          <w:sz w:val="22"/>
-          <w:szCs w:val="22"/>
-        </w:rPr>
-        <w:t xml:space="preserve"> o valor de W para cima. </w:t>
-      </w:r>
-    </w:p>
-    <w:p>
-      <w:pPr>
-        <w:jc w:val="both"/>
-        <w:rPr>
-          <w:rFonts w:ascii="Book Antiqua" w:hAnsi="Book Antiqua"/>
-          <w:sz w:val="22"/>
-          <w:szCs w:val="22"/>
-        </w:rPr>
-      </w:pPr>
-      <w:proofErr w:type="gramStart"/>
-      <w:r>
-        <w:rPr>
-          <w:rFonts w:ascii="Book Antiqua" w:hAnsi="Book Antiqua"/>
-          <w:sz w:val="22"/>
-          <w:szCs w:val="22"/>
-        </w:rPr>
-        <w:t>e) Arredonde</w:t>
-      </w:r>
-      <w:proofErr w:type="gramEnd"/>
-      <w:r>
-        <w:rPr>
-          <w:rFonts w:ascii="Book Antiqua" w:hAnsi="Book Antiqua"/>
-          <w:sz w:val="22"/>
-          <w:szCs w:val="22"/>
-        </w:rPr>
-        <w:t xml:space="preserve"> o número de Z para baixo.</w:t>
-      </w:r>
-    </w:p>
-    <w:p>
-      <w:pPr>
-        <w:jc w:val="both"/>
-        <w:rPr>
-          <w:rFonts w:ascii="Book Antiqua" w:hAnsi="Book Antiqua"/>
-          <w:sz w:val="22"/>
-          <w:szCs w:val="22"/>
-        </w:rPr>
-      </w:pPr>
-      <w:proofErr w:type="gramStart"/>
-      <w:r>
-        <w:rPr>
-          <w:rFonts w:ascii="Book Antiqua" w:hAnsi="Book Antiqua"/>
-          <w:sz w:val="22"/>
-          <w:szCs w:val="22"/>
-        </w:rPr>
-        <w:t>f) Calcule</w:t>
-      </w:r>
-      <w:proofErr w:type="gramEnd"/>
-      <w:r>
-        <w:rPr>
-          <w:rFonts w:ascii="Book Antiqua" w:hAnsi="Book Antiqua"/>
-          <w:sz w:val="22"/>
-          <w:szCs w:val="22"/>
-        </w:rPr>
-        <w:t xml:space="preserve"> a raiz quadrada do valor obtido no item (e).</w:t>
+      <w:r>
+        <w:rPr>
+          <w:rFonts w:ascii="Book Antiqua" w:hAnsi="Book Antiqua"/>
+          <w:sz w:val="22"/>
+          <w:szCs w:val="22"/>
+        </w:rPr>
+        <w:t xml:space="preserve">a) Calcule o valor do resto da divisão de X por Y. </w:t>
+      </w:r>
+    </w:p>
+    <w:p>
+      <w:pPr>
+        <w:jc w:val="both"/>
+        <w:rPr>
+          <w:rFonts w:ascii="Book Antiqua" w:hAnsi="Book Antiqua"/>
+          <w:sz w:val="22"/>
+          <w:szCs w:val="22"/>
+        </w:rPr>
+      </w:pPr>
+      <w:r>
+        <w:rPr>
+          <w:rFonts w:ascii="Book Antiqua" w:hAnsi="Book Antiqua"/>
+          <w:sz w:val="22"/>
+          <w:szCs w:val="22"/>
+        </w:rPr>
+        <w:t>b) Calcule o resto da divisão de Z por W.</w:t>
+      </w:r>
+    </w:p>
+    <w:p>
+      <w:pPr>
+        <w:jc w:val="both"/>
+        <w:rPr>
+          <w:rFonts w:ascii="Book Antiqua" w:hAnsi="Book Antiqua"/>
+          <w:sz w:val="22"/>
+          <w:szCs w:val="22"/>
+        </w:rPr>
+      </w:pPr>
+      <w:r>
+        <w:rPr>
+          <w:rFonts w:ascii="Book Antiqua" w:hAnsi="Book Antiqua"/>
+          <w:sz w:val="22"/>
+          <w:szCs w:val="22"/>
+        </w:rPr>
+        <w:t xml:space="preserve">c) Calcule a quarta potência de X. </w:t>
+      </w:r>
+    </w:p>
+    <w:p>
+      <w:pPr>
+        <w:jc w:val="both"/>
+        <w:rPr>
+          <w:rFonts w:ascii="Book Antiqua" w:hAnsi="Book Antiqua"/>
+          <w:sz w:val="22"/>
+          <w:szCs w:val="22"/>
+        </w:rPr>
+      </w:pPr>
+      <w:r>
+        <w:rPr>
+          <w:rFonts w:ascii="Book Antiqua" w:hAnsi="Book Antiqua"/>
+          <w:sz w:val="22"/>
+          <w:szCs w:val="22"/>
+        </w:rPr>
+        <w:t xml:space="preserve">d) Arredonde o valor de W para cima. </w:t>
+      </w:r>
+    </w:p>
+    <w:p>
+      <w:pPr>
+        <w:jc w:val="both"/>
+        <w:rPr>
+          <w:rFonts w:ascii="Book Antiqua" w:hAnsi="Book Antiqua"/>
+          <w:sz w:val="22"/>
+          <w:szCs w:val="22"/>
+        </w:rPr>
+      </w:pPr>
+      <w:r>
+        <w:rPr>
+          <w:rFonts w:ascii="Book Antiqua" w:hAnsi="Book Antiqua"/>
+          <w:sz w:val="22"/>
+          <w:szCs w:val="22"/>
+        </w:rPr>
+        <w:t>e) Arredonde o número de Z para baixo.</w:t>
+      </w:r>
+    </w:p>
+    <w:p>
+      <w:pPr>
+        <w:jc w:val="both"/>
+        <w:rPr>
+          <w:rFonts w:ascii="Book Antiqua" w:hAnsi="Book Antiqua"/>
+          <w:sz w:val="22"/>
+          <w:szCs w:val="22"/>
+        </w:rPr>
+      </w:pPr>
+      <w:r>
+        <w:rPr>
+          <w:rFonts w:ascii="Book Antiqua" w:hAnsi="Book Antiqua"/>
+          <w:sz w:val="22"/>
+          <w:szCs w:val="22"/>
+        </w:rPr>
+        <w:t>f) Calcule a raiz quadrada do valor obtido no item (e).</w:t>
       </w:r>
     </w:p>
     <w:p>
@@ -2741,7 +2772,6 @@
           <w:szCs w:val="22"/>
         </w:rPr>
       </w:pPr>
-      <w:proofErr w:type="gramStart"/>
       <w:r>
         <w:rPr>
           <w:rFonts w:ascii="Book Antiqua" w:hAnsi="Book Antiqua"/>
@@ -2756,16 +2786,7 @@
           <w:sz w:val="22"/>
           <w:szCs w:val="22"/>
         </w:rPr>
-        <w:t>) Escreva</w:t>
-      </w:r>
-      <w:proofErr w:type="gramEnd"/>
-      <w:r>
-        <w:rPr>
-          <w:rFonts w:ascii="Book Antiqua" w:hAnsi="Book Antiqua"/>
-          <w:sz w:val="22"/>
-          <w:szCs w:val="22"/>
-        </w:rPr>
-        <w:t xml:space="preserve"> um programa que calcule e imprima a média de quatro números inteiros fornecidos pelo usuário.</w:t>
+        <w:t>) Escreva um programa que calcule e imprima a média de quatro números inteiros fornecidos pelo usuário.</w:t>
       </w:r>
     </w:p>
     <w:p>
@@ -2877,6 +2898,7 @@
         </w:rPr>
         <w:t>x</w:t>
       </w:r>
+      <w:proofErr w:type="gramStart"/>
       <w:r>
         <w:rPr>
           <w:rFonts w:ascii="Book Antiqua" w:hAnsi="Book Antiqua"/>
@@ -2896,8 +2918,9 @@
           <w:sz w:val="22"/>
           <w:szCs w:val="22"/>
         </w:rPr>
-        <w:t>, y</w:t>
-      </w:r>
+        <w:t>,</w:t>
+      </w:r>
+      <w:proofErr w:type="gramEnd"/>
       <w:r>
         <w:rPr>
           <w:rFonts w:ascii="Book Antiqua" w:hAnsi="Book Antiqua"/>
@@ -2905,9 +2928,8 @@
           <w:iCs/>
           <w:sz w:val="22"/>
           <w:szCs w:val="22"/>
-          <w:vertAlign w:val="subscript"/>
-        </w:rPr>
-        <w:t>1</w:t>
+        </w:rPr>
+        <w:t xml:space="preserve"> y</w:t>
       </w:r>
       <w:r>
         <w:rPr>
@@ -2916,8 +2938,9 @@
           <w:iCs/>
           <w:sz w:val="22"/>
           <w:szCs w:val="22"/>
-        </w:rPr>
-        <w:t>) e Q(x</w:t>
+          <w:vertAlign w:val="subscript"/>
+        </w:rPr>
+        <w:t>1</w:t>
       </w:r>
       <w:r>
         <w:rPr>
@@ -2926,10 +2949,10 @@
           <w:iCs/>
           <w:sz w:val="22"/>
           <w:szCs w:val="22"/>
-          <w:vertAlign w:val="subscript"/>
-        </w:rPr>
-        <w:t xml:space="preserve">2 </w:t>
-      </w:r>
+        </w:rPr>
+        <w:t xml:space="preserve">) e </w:t>
+      </w:r>
+      <w:proofErr w:type="gramStart"/>
       <w:r>
         <w:rPr>
           <w:rFonts w:ascii="Book Antiqua" w:hAnsi="Book Antiqua"/>
@@ -2938,8 +2961,9 @@
           <w:sz w:val="22"/>
           <w:szCs w:val="22"/>
         </w:rPr>
-        <w:t>, y</w:t>
-      </w:r>
+        <w:t>Q(</w:t>
+      </w:r>
+      <w:proofErr w:type="gramEnd"/>
       <w:r>
         <w:rPr>
           <w:rFonts w:ascii="Book Antiqua" w:hAnsi="Book Antiqua"/>
@@ -2947,10 +2971,10 @@
           <w:iCs/>
           <w:sz w:val="22"/>
           <w:szCs w:val="22"/>
-          <w:vertAlign w:val="subscript"/>
-        </w:rPr>
-        <w:t>2</w:t>
-      </w:r>
+        </w:rPr>
+        <w:t>x</w:t>
+      </w:r>
+      <w:proofErr w:type="gramStart"/>
       <w:r>
         <w:rPr>
           <w:rFonts w:ascii="Book Antiqua" w:hAnsi="Book Antiqua"/>
@@ -2958,6 +2982,50 @@
           <w:iCs/>
           <w:sz w:val="22"/>
           <w:szCs w:val="22"/>
+          <w:vertAlign w:val="subscript"/>
+        </w:rPr>
+        <w:t xml:space="preserve">2 </w:t>
+      </w:r>
+      <w:r>
+        <w:rPr>
+          <w:rFonts w:ascii="Book Antiqua" w:hAnsi="Book Antiqua"/>
+          <w:i/>
+          <w:iCs/>
+          <w:sz w:val="22"/>
+          <w:szCs w:val="22"/>
+        </w:rPr>
+        <w:t>,</w:t>
+      </w:r>
+      <w:proofErr w:type="gramEnd"/>
+      <w:r>
+        <w:rPr>
+          <w:rFonts w:ascii="Book Antiqua" w:hAnsi="Book Antiqua"/>
+          <w:i/>
+          <w:iCs/>
+          <w:sz w:val="22"/>
+          <w:szCs w:val="22"/>
+        </w:rPr>
+        <w:t xml:space="preserve"> y</w:t>
+      </w:r>
+      <w:r>
+        <w:rPr>
+          <w:rFonts w:ascii="Book Antiqua" w:hAnsi="Book Antiqua"/>
+          <w:i/>
+          <w:iCs/>
+          <w:sz w:val="22"/>
+          <w:szCs w:val="22"/>
+          <w:vertAlign w:val="subscript"/>
+        </w:rPr>
+        <w:t>2</w:t>
+      </w:r>
+      <w:proofErr w:type="gramStart"/>
+      <w:r>
+        <w:rPr>
+          <w:rFonts w:ascii="Book Antiqua" w:hAnsi="Book Antiqua"/>
+          <w:i/>
+          <w:iCs/>
+          <w:sz w:val="22"/>
+          <w:szCs w:val="22"/>
         </w:rPr>
         <w:t>),</w:t>
       </w:r>
@@ -2967,7 +3035,16 @@
           <w:sz w:val="22"/>
           <w:szCs w:val="22"/>
         </w:rPr>
-        <w:t>encontre a distância entre eles.</w:t>
+        <w:t>encontre</w:t>
+      </w:r>
+      <w:proofErr w:type="gramEnd"/>
+      <w:r>
+        <w:rPr>
+          <w:rFonts w:ascii="Book Antiqua" w:hAnsi="Book Antiqua"/>
+          <w:sz w:val="22"/>
+          <w:szCs w:val="22"/>
+        </w:rPr>
+        <w:t xml:space="preserve"> a distância entre eles.</w:t>
       </w:r>
       <w:r>
         <w:rPr>
@@ -3005,7 +3082,7 @@
           <w:szCs w:val="22"/>
         </w:rPr>
         <w:drawing>
-          <wp:inline distT="0" distB="0" distL="0" distR="0">
+          <wp:inline distT="0" distB="0" distL="0" distR="0" wp14:anchorId="699CA0D9" wp14:editId="38D398F9">
             <wp:extent cx="1880870" cy="259080"/>
             <wp:effectExtent l="0" t="0" r="0" b="0"/>
             <wp:docPr id="1" name="Imagem 1"/>
@@ -3216,23 +3293,13 @@
           <w:szCs w:val="22"/>
         </w:rPr>
       </w:pPr>
-      <w:proofErr w:type="gramStart"/>
-      <w:r>
-        <w:rPr>
-          <w:rFonts w:ascii="Book Antiqua" w:hAnsi="Book Antiqua"/>
-          <w:sz w:val="22"/>
-          <w:szCs w:val="22"/>
-        </w:rPr>
-        <w:t>11) Construa</w:t>
-      </w:r>
-      <w:proofErr w:type="gramEnd"/>
-      <w:r>
-        <w:rPr>
-          <w:rFonts w:ascii="Book Antiqua" w:hAnsi="Book Antiqua"/>
-          <w:sz w:val="22"/>
-          <w:szCs w:val="22"/>
-        </w:rPr>
-        <w:t xml:space="preserve"> um algoritmo sequencial que calcule as raízes de uma equação do 2</w:t>
+      <w:r>
+        <w:rPr>
+          <w:rFonts w:ascii="Book Antiqua" w:hAnsi="Book Antiqua"/>
+          <w:sz w:val="22"/>
+          <w:szCs w:val="22"/>
+        </w:rPr>
+        <w:t>11) Construa um algoritmo sequencial que calcule as raízes de uma equação do 2</w:t>
       </w:r>
       <w:r>
         <w:rPr>
@@ -3338,11 +3405,11 @@
           <w:sz w:val="22"/>
           <w:szCs w:val="22"/>
         </w:rPr>
-        <w:object w:dxaOrig="1820" w:dyaOrig="2120">
-          <v:shape id="_x0000_i1025" type="#_x0000_t75" style="width:90.75pt;height:105.75pt" o:ole="">
+        <w:object w:dxaOrig="1820" w:dyaOrig="2120" w14:anchorId="28A050C4">
+          <v:shape id="_x0000_i1027" type="#_x0000_t75" style="width:90.75pt;height:105.8pt" o:ole="">
             <v:imagedata r:id="rId11" o:title=""/>
           </v:shape>
-          <o:OLEObject Type="Embed" ProgID="Equation.3" ShapeID="_x0000_i1025" DrawAspect="Content" ObjectID="_1740334007" r:id="rId12"/>
+          <o:OLEObject Type="Embed" ProgID="Equation.3" ShapeID="_x0000_i1027" DrawAspect="Content" ObjectID="_1834079609" r:id="rId12"/>
         </w:object>
       </w:r>
     </w:p>
@@ -3366,23 +3433,13 @@
           <w:szCs w:val="22"/>
         </w:rPr>
       </w:pPr>
-      <w:proofErr w:type="gramStart"/>
-      <w:r>
-        <w:rPr>
-          <w:rFonts w:ascii="Book Antiqua" w:hAnsi="Book Antiqua"/>
-          <w:sz w:val="22"/>
-          <w:szCs w:val="22"/>
-        </w:rPr>
-        <w:t>12) Faça</w:t>
-      </w:r>
-      <w:proofErr w:type="gramEnd"/>
-      <w:r>
-        <w:rPr>
-          <w:rFonts w:ascii="Book Antiqua" w:hAnsi="Book Antiqua"/>
-          <w:sz w:val="22"/>
-          <w:szCs w:val="22"/>
-        </w:rPr>
-        <w:t xml:space="preserve"> um algoritmo sequencial para calcular o volume de uma esfera de r</w:t>
+      <w:r>
+        <w:rPr>
+          <w:rFonts w:ascii="Book Antiqua" w:hAnsi="Book Antiqua"/>
+          <w:sz w:val="22"/>
+          <w:szCs w:val="22"/>
+        </w:rPr>
+        <w:t>12) Faça um algoritmo sequencial para calcular o volume de uma esfera de r</w:t>
       </w:r>
       <w:r>
         <w:rPr>
@@ -3398,16 +3455,7 @@
           <w:sz w:val="22"/>
           <w:szCs w:val="22"/>
         </w:rPr>
-        <w:t xml:space="preserve">o R em que R é um dado fornecido pelo usuário. O volume de uma esfera é dado </w:t>
-      </w:r>
-      <w:proofErr w:type="gramStart"/>
-      <w:r>
-        <w:rPr>
-          <w:rFonts w:ascii="Book Antiqua" w:hAnsi="Book Antiqua"/>
-          <w:sz w:val="22"/>
-          <w:szCs w:val="22"/>
-        </w:rPr>
-        <w:t xml:space="preserve">por </w:t>
+        <w:t xml:space="preserve">o R em que R é um dado fornecido pelo usuário. O volume de uma esfera é dado por </w:t>
       </w:r>
       <w:r>
         <w:rPr>
@@ -3416,11 +3464,11 @@
           <w:sz w:val="22"/>
           <w:szCs w:val="22"/>
         </w:rPr>
-        <w:object w:dxaOrig="960" w:dyaOrig="620">
-          <v:shape id="_x0000_i1026" type="#_x0000_t75" style="width:48pt;height:31.5pt" o:ole="">
+        <w:object w:dxaOrig="960" w:dyaOrig="620" w14:anchorId="29472D8C">
+          <v:shape id="_x0000_i1028" type="#_x0000_t75" style="width:48pt;height:31.5pt" o:ole="">
             <v:imagedata r:id="rId13" o:title=""/>
           </v:shape>
-          <o:OLEObject Type="Embed" ProgID="Equation.3" ShapeID="_x0000_i1026" DrawAspect="Content" ObjectID="_1740334008" r:id="rId14"/>
+          <o:OLEObject Type="Embed" ProgID="Equation.3" ShapeID="_x0000_i1028" DrawAspect="Content" ObjectID="_1834079610" r:id="rId14"/>
         </w:object>
       </w:r>
       <w:r>
@@ -3431,19 +3479,16 @@
         </w:rPr>
         <w:t>.</w:t>
       </w:r>
-      <w:proofErr w:type="gramEnd"/>
-    </w:p>
-    <w:p>
-      <w:pPr>
-        <w:jc w:val="both"/>
-        <w:rPr>
-          <w:rFonts w:ascii="Book Antiqua" w:hAnsi="Book Antiqua"/>
-          <w:sz w:val="22"/>
-          <w:szCs w:val="22"/>
-        </w:rPr>
-      </w:pPr>
-      <w:bookmarkStart w:id="0" w:name="_GoBack"/>
-      <w:bookmarkEnd w:id="0"/>
+    </w:p>
+    <w:p>
+      <w:pPr>
+        <w:jc w:val="both"/>
+        <w:rPr>
+          <w:rFonts w:ascii="Book Antiqua" w:hAnsi="Book Antiqua"/>
+          <w:sz w:val="22"/>
+          <w:szCs w:val="22"/>
+        </w:rPr>
+      </w:pPr>
     </w:p>
     <w:sectPr>
       <w:pgSz w:w="11906" w:h="16838"/>
@@ -3456,7 +3501,7 @@
 </file>
 
 <file path=word/numbering.xml><?xml version="1.0" encoding="utf-8"?>
-<w:numbering xmlns:wpc="http://schemas.microsoft.com/office/word/2010/wordprocessingCanvas" xmlns:mc="http://schemas.openxmlformats.org/markup-compatibility/2006" xmlns:o="urn:schemas-microsoft-com:office:office" xmlns:r="http://schemas.openxmlformats.org/officeDocument/2006/relationships" xmlns:m="http://schemas.openxmlformats.org/officeDocument/2006/math" xmlns:v="urn:schemas-microsoft-com:vml" xmlns:wp14="http://schemas.microsoft.com/office/word/2010/wordprocessingDrawing" xmlns:wp="http://schemas.openxmlformats.org/drawingml/2006/wordprocessingDrawing" xmlns:w10="urn:schemas-microsoft-com:office:word" xmlns:w="http://schemas.openxmlformats.org/wordprocessingml/2006/main" xmlns:w14="http://schemas.microsoft.com/office/word/2010/wordml" xmlns:w15="http://schemas.microsoft.com/office/word/2012/wordml" xmlns:wpg="http://schemas.microsoft.com/office/word/2010/wordprocessingGroup" xmlns:wpi="http://schemas.microsoft.com/office/word/2010/wordprocessingInk" xmlns:wne="http://schemas.microsoft.com/office/word/2006/wordml" xmlns:wps="http://schemas.microsoft.com/office/word/2010/wordprocessingShape" mc:Ignorable="w14 w15 wp14">
+<w:numbering xmlns:wpc="http://schemas.microsoft.com/office/word/2010/wordprocessingCanvas" xmlns:cx="http://schemas.microsoft.com/office/drawing/2014/chartex" xmlns:cx1="http://schemas.microsoft.com/office/drawing/2015/9/8/chartex" xmlns:cx2="http://schemas.microsoft.com/office/drawing/2015/10/21/chartex" xmlns:cx3="http://schemas.microsoft.com/office/drawing/2016/5/9/chartex" xmlns:cx4="http://schemas.microsoft.com/office/drawing/2016/5/10/chartex" xmlns:cx5="http://schemas.microsoft.com/office/drawing/2016/5/11/chartex" xmlns:cx6="http://schemas.microsoft.com/office/drawing/2016/5/12/chartex" xmlns:cx7="http://schemas.microsoft.com/office/drawing/2016/5/13/chartex" xmlns:cx8="http://schemas.microsoft.com/office/drawing/2016/5/14/chartex" xmlns:mc="http://schemas.openxmlformats.org/markup-compatibility/2006" xmlns:aink="http://schemas.microsoft.com/office/drawing/2016/ink" xmlns:am3d="http://schemas.microsoft.com/office/drawing/2017/model3d" xmlns:o="urn:schemas-microsoft-com:office:office" xmlns:oel="http://schemas.microsoft.com/office/2019/extlst" xmlns:r="http://schemas.openxmlformats.org/officeDocument/2006/relationships" xmlns:m="http://schemas.openxmlformats.org/officeDocument/2006/math" xmlns:v="urn:schemas-microsoft-com:vml" xmlns:wp14="http://schemas.microsoft.com/office/word/2010/wordprocessingDrawing" xmlns:wp="http://schemas.openxmlformats.org/drawingml/2006/wordprocessingDrawing" xmlns:w10="urn:schemas-microsoft-com:office:word" xmlns:w="http://schemas.openxmlformats.org/wordprocessingml/2006/main" xmlns:w14="http://schemas.microsoft.com/office/word/2010/wordml" xmlns:w15="http://schemas.microsoft.com/office/word/2012/wordml" xmlns:w16cex="http://schemas.microsoft.com/office/word/2018/wordml/cex" xmlns:w16cid="http://schemas.microsoft.com/office/word/2016/wordml/cid" xmlns:w16="http://schemas.microsoft.com/office/word/2018/wordml" xmlns:w16du="http://schemas.microsoft.com/office/word/2023/wordml/word16du" xmlns:w16sdtdh="http://schemas.microsoft.com/office/word/2020/wordml/sdtdatahash" xmlns:w16sdtfl="http://schemas.microsoft.com/office/word/2024/wordml/sdtformatlock" xmlns:w16se="http://schemas.microsoft.com/office/word/2015/wordml/symex" xmlns:wpg="http://schemas.microsoft.com/office/word/2010/wordprocessingGroup" xmlns:wpi="http://schemas.microsoft.com/office/word/2010/wordprocessingInk" xmlns:wne="http://schemas.microsoft.com/office/word/2006/wordml" xmlns:wps="http://schemas.microsoft.com/office/word/2010/wordprocessingShape" mc:Ignorable="w14 w15 w16se w16cid w16 w16cex w16sdtdh w16sdtfl w16du wp14">
   <w:abstractNum w:abstractNumId="0" w15:restartNumberingAfterBreak="0">
     <w:nsid w:val="FFFFFFFE"/>
     <w:multiLevelType w:val="singleLevel"/>
@@ -5064,10 +5109,10 @@
       </w:pPr>
     </w:lvl>
   </w:abstractNum>
-  <w:num w:numId="1">
+  <w:num w:numId="1" w16cid:durableId="430669206">
     <w:abstractNumId w:val="17"/>
   </w:num>
-  <w:num w:numId="2">
+  <w:num w:numId="2" w16cid:durableId="982083600">
     <w:abstractNumId w:val="17"/>
     <w:lvlOverride w:ilvl="0">
       <w:lvl w:ilvl="0">
@@ -5082,7 +5127,7 @@
       </w:lvl>
     </w:lvlOverride>
   </w:num>
-  <w:num w:numId="3">
+  <w:num w:numId="3" w16cid:durableId="1611010086">
     <w:abstractNumId w:val="17"/>
     <w:lvlOverride w:ilvl="0">
       <w:lvl w:ilvl="0">
@@ -5097,7 +5142,7 @@
       </w:lvl>
     </w:lvlOverride>
   </w:num>
-  <w:num w:numId="4">
+  <w:num w:numId="4" w16cid:durableId="1380517818">
     <w:abstractNumId w:val="17"/>
     <w:lvlOverride w:ilvl="0">
       <w:lvl w:ilvl="0">
@@ -5112,16 +5157,16 @@
       </w:lvl>
     </w:lvlOverride>
   </w:num>
-  <w:num w:numId="5">
+  <w:num w:numId="5" w16cid:durableId="372274912">
     <w:abstractNumId w:val="0"/>
   </w:num>
-  <w:num w:numId="6">
+  <w:num w:numId="6" w16cid:durableId="1634287508">
     <w:abstractNumId w:val="5"/>
   </w:num>
-  <w:num w:numId="7">
+  <w:num w:numId="7" w16cid:durableId="225992932">
     <w:abstractNumId w:val="18"/>
   </w:num>
-  <w:num w:numId="8">
+  <w:num w:numId="8" w16cid:durableId="2044748592">
     <w:abstractNumId w:val="0"/>
     <w:lvlOverride w:ilvl="0">
       <w:lvl w:ilvl="0">
@@ -5138,16 +5183,16 @@
       </w:lvl>
     </w:lvlOverride>
   </w:num>
-  <w:num w:numId="9">
+  <w:num w:numId="9" w16cid:durableId="413286629">
     <w:abstractNumId w:val="6"/>
   </w:num>
-  <w:num w:numId="10">
+  <w:num w:numId="10" w16cid:durableId="1005785945">
     <w:abstractNumId w:val="9"/>
   </w:num>
-  <w:num w:numId="11">
+  <w:num w:numId="11" w16cid:durableId="345208899">
     <w:abstractNumId w:val="13"/>
   </w:num>
-  <w:num w:numId="12">
+  <w:num w:numId="12" w16cid:durableId="1095785750">
     <w:abstractNumId w:val="0"/>
     <w:lvlOverride w:ilvl="0">
       <w:lvl w:ilvl="0">
@@ -5165,7 +5210,7 @@
       </w:lvl>
     </w:lvlOverride>
   </w:num>
-  <w:num w:numId="13">
+  <w:num w:numId="13" w16cid:durableId="171801601">
     <w:abstractNumId w:val="0"/>
     <w:lvlOverride w:ilvl="0">
       <w:lvl w:ilvl="0">
@@ -5183,56 +5228,56 @@
       </w:lvl>
     </w:lvlOverride>
   </w:num>
-  <w:num w:numId="14">
+  <w:num w:numId="14" w16cid:durableId="1067529331">
     <w:abstractNumId w:val="3"/>
   </w:num>
-  <w:num w:numId="15">
+  <w:num w:numId="15" w16cid:durableId="115833472">
     <w:abstractNumId w:val="4"/>
   </w:num>
-  <w:num w:numId="16">
+  <w:num w:numId="16" w16cid:durableId="864946070">
     <w:abstractNumId w:val="16"/>
   </w:num>
-  <w:num w:numId="17">
+  <w:num w:numId="17" w16cid:durableId="1394936307">
     <w:abstractNumId w:val="8"/>
   </w:num>
-  <w:num w:numId="18">
+  <w:num w:numId="18" w16cid:durableId="1030954195">
     <w:abstractNumId w:val="1"/>
   </w:num>
-  <w:num w:numId="19">
+  <w:num w:numId="19" w16cid:durableId="1118915886">
     <w:abstractNumId w:val="10"/>
   </w:num>
-  <w:num w:numId="20">
+  <w:num w:numId="20" w16cid:durableId="883637767">
     <w:abstractNumId w:val="12"/>
   </w:num>
-  <w:num w:numId="21">
+  <w:num w:numId="21" w16cid:durableId="1331712913">
     <w:abstractNumId w:val="7"/>
   </w:num>
-  <w:num w:numId="22">
+  <w:num w:numId="22" w16cid:durableId="32120330">
     <w:abstractNumId w:val="19"/>
   </w:num>
-  <w:num w:numId="23">
+  <w:num w:numId="23" w16cid:durableId="92480663">
     <w:abstractNumId w:val="15"/>
   </w:num>
-  <w:num w:numId="24">
+  <w:num w:numId="24" w16cid:durableId="1555962877">
     <w:abstractNumId w:val="21"/>
   </w:num>
-  <w:num w:numId="25">
+  <w:num w:numId="25" w16cid:durableId="1695883722">
     <w:abstractNumId w:val="2"/>
   </w:num>
-  <w:num w:numId="26">
+  <w:num w:numId="26" w16cid:durableId="285621690">
     <w:abstractNumId w:val="14"/>
   </w:num>
-  <w:num w:numId="27">
+  <w:num w:numId="27" w16cid:durableId="982154199">
     <w:abstractNumId w:val="11"/>
   </w:num>
-  <w:num w:numId="28">
+  <w:num w:numId="28" w16cid:durableId="634336934">
     <w:abstractNumId w:val="20"/>
   </w:num>
 </w:numbering>
 </file>
 
 <file path=word/styles.xml><?xml version="1.0" encoding="utf-8"?>
-<w:styles xmlns:mc="http://schemas.openxmlformats.org/markup-compatibility/2006" xmlns:r="http://schemas.openxmlformats.org/officeDocument/2006/relationships" xmlns:w="http://schemas.openxmlformats.org/wordprocessingml/2006/main" xmlns:w14="http://schemas.microsoft.com/office/word/2010/wordml" xmlns:w15="http://schemas.microsoft.com/office/word/2012/wordml" mc:Ignorable="w14 w15">
+<w:styles xmlns:mc="http://schemas.openxmlformats.org/markup-compatibility/2006" xmlns:r="http://schemas.openxmlformats.org/officeDocument/2006/relationships" xmlns:w="http://schemas.openxmlformats.org/wordprocessingml/2006/main" xmlns:w14="http://schemas.microsoft.com/office/word/2010/wordml" xmlns:w15="http://schemas.microsoft.com/office/word/2012/wordml" xmlns:w16cex="http://schemas.microsoft.com/office/word/2018/wordml/cex" xmlns:w16cid="http://schemas.microsoft.com/office/word/2016/wordml/cid" xmlns:w16="http://schemas.microsoft.com/office/word/2018/wordml" xmlns:w16du="http://schemas.microsoft.com/office/word/2023/wordml/word16du" xmlns:w16sdtdh="http://schemas.microsoft.com/office/word/2020/wordml/sdtdatahash" xmlns:w16sdtfl="http://schemas.microsoft.com/office/word/2024/wordml/sdtformatlock" xmlns:w16se="http://schemas.microsoft.com/office/word/2015/wordml/symex" mc:Ignorable="w14 w15 w16se w16cid w16 w16cex w16sdtdh w16sdtfl w16du">
   <w:docDefaults>
     <w:rPrDefault>
       <w:rPr>
@@ -5242,7 +5287,7 @@
     </w:rPrDefault>
     <w:pPrDefault/>
   </w:docDefaults>
-  <w:latentStyles w:defLockedState="0" w:defUIPriority="0" w:defSemiHidden="0" w:defUnhideWhenUsed="0" w:defQFormat="0" w:count="371">
+  <w:latentStyles w:defLockedState="0" w:defUIPriority="0" w:defSemiHidden="0" w:defUnhideWhenUsed="0" w:defQFormat="0" w:count="376">
     <w:lsdException w:name="Normal" w:qFormat="1"/>
     <w:lsdException w:name="heading 1" w:qFormat="1"/>
     <w:lsdException w:name="heading 2" w:semiHidden="1" w:unhideWhenUsed="1" w:qFormat="1"/>
@@ -5518,6 +5563,11 @@
     <w:lsdException w:name="List Table 5 Dark Accent 6" w:uiPriority="50"/>
     <w:lsdException w:name="List Table 6 Colorful Accent 6" w:uiPriority="51"/>
     <w:lsdException w:name="List Table 7 Colorful Accent 6" w:uiPriority="52"/>
+    <w:lsdException w:name="Mention" w:semiHidden="1" w:uiPriority="99" w:unhideWhenUsed="1"/>
+    <w:lsdException w:name="Smart Hyperlink" w:semiHidden="1" w:uiPriority="99" w:unhideWhenUsed="1"/>
+    <w:lsdException w:name="Hashtag" w:semiHidden="1" w:uiPriority="99" w:unhideWhenUsed="1"/>
+    <w:lsdException w:name="Unresolved Mention" w:semiHidden="1" w:uiPriority="99" w:unhideWhenUsed="1"/>
+    <w:lsdException w:name="Smart Link" w:semiHidden="1" w:uiPriority="99" w:unhideWhenUsed="1"/>
   </w:latentStyles>
   <w:style w:type="paragraph" w:default="1" w:styleId="Normal">
     <w:name w:val="Normal"/>

--- a/docs/antigas/Lista00.docx
+++ b/docs/antigas/Lista00.docx
@@ -804,7 +804,6 @@
                                 <w:sz w:val="44"/>
                               </w:rPr>
                             </w:pPr>
-                            <w:proofErr w:type="spellStart"/>
                             <w:r>
                               <w:rPr>
                                 <w:rFonts w:ascii="Arial" w:hAnsi="Arial" w:cs="Arial"/>
@@ -814,7 +813,6 @@
                               </w:rPr>
                               <w:t>unesp</w:t>
                             </w:r>
-                            <w:proofErr w:type="spellEnd"/>
                           </w:p>
                         </w:txbxContent>
                       </wps:txbx>
@@ -1146,23 +1144,7 @@
             <w:sz w:val="22"/>
             <w:szCs w:val="22"/>
           </w:rPr>
-          <m:t xml:space="preserve">3,0 </m:t>
-        </m:r>
-        <m:r>
-          <w:rPr>
-            <w:rFonts w:ascii="Cambria Math" w:hAnsi="Cambria Math"/>
-            <w:sz w:val="22"/>
-            <w:szCs w:val="22"/>
-          </w:rPr>
-          <m:t>×</m:t>
-        </m:r>
-        <m:r>
-          <w:rPr>
-            <w:rFonts w:ascii="Cambria Math" w:hAnsi="Cambria Math"/>
-            <w:sz w:val="22"/>
-            <w:szCs w:val="22"/>
-          </w:rPr>
-          <m:t xml:space="preserve"> 5,0 +1</m:t>
+          <m:t>3,0 × 5,0 +1</m:t>
         </m:r>
       </m:oMath>
     </w:p>
@@ -1309,262 +1291,44 @@
           <w:sz w:val="22"/>
           <w:szCs w:val="22"/>
         </w:rPr>
-        <w:t>b) </w:t>
-      </w:r>
-      <w:proofErr w:type="gramStart"/>
-      <w:r>
-        <w:rPr>
-          <w:rFonts w:ascii="Book Antiqua" w:hAnsi="Book Antiqua"/>
-          <w:sz w:val="22"/>
-          <w:szCs w:val="22"/>
-        </w:rPr>
-        <w:t>   (</w:t>
-      </w:r>
-      <w:proofErr w:type="gramEnd"/>
-      <w:r>
-        <w:rPr>
-          <w:rFonts w:ascii="Book Antiqua" w:hAnsi="Book Antiqua"/>
-          <w:sz w:val="22"/>
-          <w:szCs w:val="22"/>
-        </w:rPr>
-        <w:t xml:space="preserve"> 6 &lt; </w:t>
-      </w:r>
-      <w:proofErr w:type="gramStart"/>
-      <w:r>
-        <w:rPr>
-          <w:rFonts w:ascii="Book Antiqua" w:hAnsi="Book Antiqua"/>
-          <w:sz w:val="22"/>
-          <w:szCs w:val="22"/>
-        </w:rPr>
-        <w:t>8 )</w:t>
-      </w:r>
-      <w:proofErr w:type="gramEnd"/>
-      <w:r>
-        <w:rPr>
-          <w:rFonts w:ascii="Book Antiqua" w:hAnsi="Book Antiqua"/>
-          <w:sz w:val="22"/>
-          <w:szCs w:val="22"/>
-        </w:rPr>
-        <w:t xml:space="preserve"> OU </w:t>
-      </w:r>
-      <w:proofErr w:type="gramStart"/>
-      <w:r>
-        <w:rPr>
-          <w:rFonts w:ascii="Book Antiqua" w:hAnsi="Book Antiqua"/>
-          <w:sz w:val="22"/>
-          <w:szCs w:val="22"/>
-        </w:rPr>
-        <w:t>( 3</w:t>
-      </w:r>
-      <w:proofErr w:type="gramEnd"/>
-      <w:r>
-        <w:rPr>
-          <w:rFonts w:ascii="Book Antiqua" w:hAnsi="Book Antiqua"/>
-          <w:sz w:val="22"/>
-          <w:szCs w:val="22"/>
-        </w:rPr>
-        <w:t xml:space="preserve"> &gt; </w:t>
-      </w:r>
-      <w:proofErr w:type="gramStart"/>
-      <w:r>
-        <w:rPr>
-          <w:rFonts w:ascii="Book Antiqua" w:hAnsi="Book Antiqua"/>
-          <w:sz w:val="22"/>
-          <w:szCs w:val="22"/>
-        </w:rPr>
-        <w:t>7 )</w:t>
-      </w:r>
-      <w:proofErr w:type="gramEnd"/>
-    </w:p>
-    <w:p>
-      <w:pPr>
-        <w:jc w:val="both"/>
-        <w:rPr>
-          <w:rFonts w:ascii="Book Antiqua" w:hAnsi="Book Antiqua"/>
-          <w:sz w:val="22"/>
-          <w:szCs w:val="22"/>
-        </w:rPr>
-      </w:pPr>
-      <w:r>
-        <w:rPr>
-          <w:rFonts w:ascii="Book Antiqua" w:hAnsi="Book Antiqua"/>
-          <w:sz w:val="22"/>
-          <w:szCs w:val="22"/>
-        </w:rPr>
-        <w:t>c) </w:t>
-      </w:r>
-      <w:proofErr w:type="gramStart"/>
-      <w:r>
-        <w:rPr>
-          <w:rFonts w:ascii="Book Antiqua" w:hAnsi="Book Antiqua"/>
-          <w:sz w:val="22"/>
-          <w:szCs w:val="22"/>
-        </w:rPr>
-        <w:t>   ((( 10</w:t>
-      </w:r>
-      <w:proofErr w:type="gramEnd"/>
-      <w:r>
-        <w:rPr>
-          <w:rFonts w:ascii="Book Antiqua" w:hAnsi="Book Antiqua"/>
-          <w:sz w:val="22"/>
-          <w:szCs w:val="22"/>
-        </w:rPr>
-        <w:t xml:space="preserve"> DIV </w:t>
-      </w:r>
-      <w:proofErr w:type="gramStart"/>
-      <w:r>
-        <w:rPr>
-          <w:rFonts w:ascii="Book Antiqua" w:hAnsi="Book Antiqua"/>
-          <w:sz w:val="22"/>
-          <w:szCs w:val="22"/>
-        </w:rPr>
-        <w:t>2 )</w:t>
-      </w:r>
-      <w:proofErr w:type="gramEnd"/>
-      <w:r>
-        <w:rPr>
-          <w:rFonts w:ascii="Book Antiqua" w:hAnsi="Book Antiqua"/>
-          <w:sz w:val="22"/>
-          <w:szCs w:val="22"/>
-        </w:rPr>
-        <w:t xml:space="preserve"> MOD </w:t>
-      </w:r>
-      <w:proofErr w:type="gramStart"/>
-      <w:r>
-        <w:rPr>
-          <w:rFonts w:ascii="Book Antiqua" w:hAnsi="Book Antiqua"/>
-          <w:sz w:val="22"/>
-          <w:szCs w:val="22"/>
-        </w:rPr>
-        <w:t>6 )</w:t>
-      </w:r>
-      <w:proofErr w:type="gramEnd"/>
-      <w:r>
-        <w:rPr>
-          <w:rFonts w:ascii="Book Antiqua" w:hAnsi="Book Antiqua"/>
-          <w:sz w:val="22"/>
-          <w:szCs w:val="22"/>
-        </w:rPr>
-        <w:t xml:space="preserve"> &gt; </w:t>
-      </w:r>
-      <w:proofErr w:type="gramStart"/>
-      <w:r>
-        <w:rPr>
-          <w:rFonts w:ascii="Book Antiqua" w:hAnsi="Book Antiqua"/>
-          <w:sz w:val="22"/>
-          <w:szCs w:val="22"/>
-        </w:rPr>
-        <w:t>5 )</w:t>
-      </w:r>
-      <w:proofErr w:type="gramEnd"/>
-      <w:r>
-        <w:rPr>
-          <w:rFonts w:ascii="Book Antiqua" w:hAnsi="Book Antiqua"/>
-          <w:sz w:val="22"/>
-          <w:szCs w:val="22"/>
-        </w:rPr>
-        <w:t xml:space="preserve"> E </w:t>
-      </w:r>
-      <w:proofErr w:type="gramStart"/>
-      <w:r>
-        <w:rPr>
-          <w:rFonts w:ascii="Book Antiqua" w:hAnsi="Book Antiqua"/>
-          <w:sz w:val="22"/>
-          <w:szCs w:val="22"/>
-        </w:rPr>
-        <w:t>( 3</w:t>
-      </w:r>
-      <w:proofErr w:type="gramEnd"/>
-      <w:r>
-        <w:rPr>
-          <w:rFonts w:ascii="Book Antiqua" w:hAnsi="Book Antiqua"/>
-          <w:sz w:val="22"/>
-          <w:szCs w:val="22"/>
-        </w:rPr>
-        <w:t xml:space="preserve"> &lt; </w:t>
-      </w:r>
-      <w:proofErr w:type="gramStart"/>
-      <w:r>
-        <w:rPr>
-          <w:rFonts w:ascii="Book Antiqua" w:hAnsi="Book Antiqua"/>
-          <w:sz w:val="22"/>
-          <w:szCs w:val="22"/>
-        </w:rPr>
-        <w:t>( 2</w:t>
-      </w:r>
-      <w:proofErr w:type="gramEnd"/>
-      <w:r>
-        <w:rPr>
-          <w:rFonts w:ascii="Book Antiqua" w:hAnsi="Book Antiqua"/>
-          <w:sz w:val="22"/>
-          <w:szCs w:val="22"/>
-        </w:rPr>
-        <w:t xml:space="preserve"> MOD </w:t>
-      </w:r>
-      <w:proofErr w:type="gramStart"/>
-      <w:r>
-        <w:rPr>
-          <w:rFonts w:ascii="Book Antiqua" w:hAnsi="Book Antiqua"/>
-          <w:sz w:val="22"/>
-          <w:szCs w:val="22"/>
-        </w:rPr>
-        <w:t>2 )</w:t>
-      </w:r>
-      <w:proofErr w:type="gramEnd"/>
-      <w:r>
-        <w:rPr>
-          <w:rFonts w:ascii="Book Antiqua" w:hAnsi="Book Antiqua"/>
-          <w:sz w:val="22"/>
-          <w:szCs w:val="22"/>
-        </w:rPr>
-        <w:t xml:space="preserve"> )</w:t>
-      </w:r>
-    </w:p>
-    <w:p>
-      <w:pPr>
-        <w:jc w:val="both"/>
-        <w:rPr>
-          <w:rFonts w:ascii="Book Antiqua" w:hAnsi="Book Antiqua"/>
-          <w:sz w:val="22"/>
-          <w:szCs w:val="22"/>
-        </w:rPr>
-      </w:pPr>
-      <w:r>
-        <w:rPr>
-          <w:rFonts w:ascii="Book Antiqua" w:hAnsi="Book Antiqua"/>
-          <w:sz w:val="22"/>
-          <w:szCs w:val="22"/>
-        </w:rPr>
-        <w:t xml:space="preserve">d)    NÃO </w:t>
-      </w:r>
-      <w:proofErr w:type="gramStart"/>
-      <w:r>
-        <w:rPr>
-          <w:rFonts w:ascii="Book Antiqua" w:hAnsi="Book Antiqua"/>
-          <w:sz w:val="22"/>
-          <w:szCs w:val="22"/>
-        </w:rPr>
-        <w:t>( 2</w:t>
-      </w:r>
-      <w:proofErr w:type="gramEnd"/>
-      <w:r>
-        <w:rPr>
-          <w:rFonts w:ascii="Book Antiqua" w:hAnsi="Book Antiqua"/>
-          <w:sz w:val="22"/>
-          <w:szCs w:val="22"/>
-        </w:rPr>
-        <w:t xml:space="preserve"> &lt; </w:t>
-      </w:r>
-      <w:proofErr w:type="gramStart"/>
-      <w:r>
-        <w:rPr>
-          <w:rFonts w:ascii="Book Antiqua" w:hAnsi="Book Antiqua"/>
-          <w:sz w:val="22"/>
-          <w:szCs w:val="22"/>
-        </w:rPr>
-        <w:t>3 )</w:t>
-      </w:r>
-      <w:proofErr w:type="gramEnd"/>
+        <w:t>b)    ( 6 &lt; 8 ) OU ( 3 &gt; 7 )</w:t>
+      </w:r>
+    </w:p>
+    <w:p>
+      <w:pPr>
+        <w:jc w:val="both"/>
+        <w:rPr>
+          <w:rFonts w:ascii="Book Antiqua" w:hAnsi="Book Antiqua"/>
+          <w:sz w:val="22"/>
+          <w:szCs w:val="22"/>
+        </w:rPr>
+      </w:pPr>
+      <w:r>
+        <w:rPr>
+          <w:rFonts w:ascii="Book Antiqua" w:hAnsi="Book Antiqua"/>
+          <w:sz w:val="22"/>
+          <w:szCs w:val="22"/>
+        </w:rPr>
+        <w:t>c)    ((( 10 DIV 2 ) MOD 6 ) &gt; 5 ) E ( 3 &lt; ( 2 MOD 2 ) )</w:t>
+      </w:r>
+    </w:p>
+    <w:p>
+      <w:pPr>
+        <w:jc w:val="both"/>
+        <w:rPr>
+          <w:rFonts w:ascii="Book Antiqua" w:hAnsi="Book Antiqua"/>
+          <w:sz w:val="22"/>
+          <w:szCs w:val="22"/>
+        </w:rPr>
+      </w:pPr>
+      <w:r>
+        <w:rPr>
+          <w:rFonts w:ascii="Book Antiqua" w:hAnsi="Book Antiqua"/>
+          <w:sz w:val="22"/>
+          <w:szCs w:val="22"/>
+        </w:rPr>
+        <w:t>d)    NÃO ( 2 &lt; 3 )</w:t>
+      </w:r>
     </w:p>
     <w:p>
       <w:pPr>
@@ -1634,7 +1398,7 @@
             <v:imagedata r:id="rId6" o:title=""/>
             <v:shadow color="#eeece1"/>
           </v:shape>
-          <o:OLEObject Type="Embed" ProgID="Equation.3" ShapeID="Object 4" DrawAspect="Content" ObjectID="_1834079611" r:id="rId7"/>
+          <o:OLEObject Type="Embed" ProgID="Equation.3" ShapeID="Object 4" DrawAspect="Content" ObjectID="_1835326031" r:id="rId7"/>
         </w:object>
       </w:r>
       <w:r>
@@ -1682,7 +1446,6 @@
         <w:tab/>
         <w:t xml:space="preserve">           </w:t>
       </w:r>
-      <w:proofErr w:type="gramStart"/>
       <w:r>
         <w:rPr>
           <w:rFonts w:ascii="Book Antiqua" w:hAnsi="Book Antiqua"/>
@@ -1700,7 +1463,6 @@
         </w:rPr>
         <w:t>,</w:t>
       </w:r>
-      <w:proofErr w:type="gramEnd"/>
       <w:r>
         <w:rPr>
           <w:rFonts w:ascii="Book Antiqua" w:hAnsi="Book Antiqua"/>
@@ -1791,7 +1553,7 @@
             <v:imagedata r:id="rId8" o:title=""/>
             <v:shadow color="#eeece1"/>
           </v:shape>
-          <o:OLEObject Type="Embed" ProgID="Equation.3" ShapeID="Object 5" DrawAspect="Content" ObjectID="_1834079612" r:id="rId9"/>
+          <o:OLEObject Type="Embed" ProgID="Equation.3" ShapeID="Object 5" DrawAspect="Content" ObjectID="_1835326032" r:id="rId9"/>
         </w:object>
       </w:r>
     </w:p>
@@ -2061,51 +1823,29 @@
           <w:szCs w:val="22"/>
           <w:lang w:val="en-US"/>
         </w:rPr>
-        <w:t xml:space="preserve"> </w:t>
-      </w:r>
-      <w:proofErr w:type="gramStart"/>
-      <w:r>
+        <w:t xml:space="preserve"> Z ;</w:t>
+      </w:r>
+    </w:p>
+    <w:p>
+      <w:pPr>
+        <w:jc w:val="both"/>
         <w:rPr>
           <w:rFonts w:ascii="Book Antiqua" w:hAnsi="Book Antiqua"/>
           <w:sz w:val="22"/>
           <w:szCs w:val="22"/>
           <w:lang w:val="en-US"/>
         </w:rPr>
-        <w:t>Z ;</w:t>
-      </w:r>
-      <w:proofErr w:type="gramEnd"/>
-    </w:p>
-    <w:p>
-      <w:pPr>
-        <w:jc w:val="both"/>
+      </w:pPr>
+      <w:r>
         <w:rPr>
           <w:rFonts w:ascii="Book Antiqua" w:hAnsi="Book Antiqua"/>
           <w:sz w:val="22"/>
           <w:szCs w:val="22"/>
           <w:lang w:val="en-US"/>
         </w:rPr>
-      </w:pPr>
-      <w:r>
-        <w:rPr>
-          <w:rFonts w:ascii="Book Antiqua" w:hAnsi="Book Antiqua"/>
-          <w:sz w:val="22"/>
-          <w:szCs w:val="22"/>
-          <w:lang w:val="en-US"/>
-        </w:rPr>
         <w:tab/>
-        <w:t xml:space="preserve">Y = </w:t>
-      </w:r>
-      <w:proofErr w:type="gramStart"/>
-      <w:r>
-        <w:rPr>
-          <w:rFonts w:ascii="Book Antiqua" w:hAnsi="Book Antiqua"/>
-          <w:sz w:val="22"/>
-          <w:szCs w:val="22"/>
-          <w:lang w:val="en-US"/>
-        </w:rPr>
-        <w:t>X ;</w:t>
-      </w:r>
-      <w:proofErr w:type="gramEnd"/>
+        <w:t>Y = X ;</w:t>
+      </w:r>
     </w:p>
     <w:p>
       <w:pPr>
@@ -2329,25 +2069,7 @@
           <w:sz w:val="22"/>
           <w:szCs w:val="22"/>
         </w:rPr>
-        <w:t xml:space="preserve"> </w:t>
-      </w:r>
-      <w:proofErr w:type="spellStart"/>
-      <w:r>
-        <w:rPr>
-          <w:rFonts w:ascii="Book Antiqua" w:hAnsi="Book Antiqua"/>
-          <w:sz w:val="22"/>
-          <w:szCs w:val="22"/>
-        </w:rPr>
-        <w:t>X</w:t>
-      </w:r>
-      <w:proofErr w:type="spellEnd"/>
-      <w:r>
-        <w:rPr>
-          <w:rFonts w:ascii="Book Antiqua" w:hAnsi="Book Antiqua"/>
-          <w:sz w:val="22"/>
-          <w:szCs w:val="22"/>
-        </w:rPr>
-        <w:t xml:space="preserve"> + 3;</w:t>
+        <w:t xml:space="preserve"> X + 3;</w:t>
       </w:r>
       <w:r>
         <w:rPr>
@@ -2380,25 +2102,7 @@
           <w:sz w:val="22"/>
           <w:szCs w:val="22"/>
         </w:rPr>
-        <w:t xml:space="preserve"> </w:t>
-      </w:r>
-      <w:proofErr w:type="spellStart"/>
-      <w:r>
-        <w:rPr>
-          <w:rFonts w:ascii="Book Antiqua" w:hAnsi="Book Antiqua"/>
-          <w:sz w:val="22"/>
-          <w:szCs w:val="22"/>
-        </w:rPr>
-        <w:t>X</w:t>
-      </w:r>
-      <w:proofErr w:type="spellEnd"/>
-      <w:r>
-        <w:rPr>
-          <w:rFonts w:ascii="Book Antiqua" w:hAnsi="Book Antiqua"/>
-          <w:sz w:val="22"/>
-          <w:szCs w:val="22"/>
-        </w:rPr>
-        <w:t xml:space="preserve"> – 6;</w:t>
+        <w:t xml:space="preserve"> X – 6;</w:t>
       </w:r>
       <w:r>
         <w:rPr>
@@ -2431,25 +2135,7 @@
           <w:sz w:val="22"/>
           <w:szCs w:val="22"/>
         </w:rPr>
-        <w:t xml:space="preserve"> </w:t>
-      </w:r>
-      <w:proofErr w:type="spellStart"/>
-      <w:r>
-        <w:rPr>
-          <w:rFonts w:ascii="Book Antiqua" w:hAnsi="Book Antiqua"/>
-          <w:sz w:val="22"/>
-          <w:szCs w:val="22"/>
-        </w:rPr>
-        <w:t>X</w:t>
-      </w:r>
-      <w:proofErr w:type="spellEnd"/>
-      <w:r>
-        <w:rPr>
-          <w:rFonts w:ascii="Book Antiqua" w:hAnsi="Book Antiqua"/>
-          <w:sz w:val="22"/>
-          <w:szCs w:val="22"/>
-        </w:rPr>
-        <w:t xml:space="preserve"> / 2;</w:t>
+        <w:t xml:space="preserve"> X / 2;</w:t>
       </w:r>
       <w:r>
         <w:rPr>
@@ -2876,7 +2562,6 @@
         </w:rPr>
         <w:t xml:space="preserve">com coordenadas </w:t>
       </w:r>
-      <w:proofErr w:type="gramStart"/>
       <w:r>
         <w:rPr>
           <w:rFonts w:ascii="Book Antiqua" w:hAnsi="Book Antiqua"/>
@@ -2885,9 +2570,8 @@
           <w:sz w:val="22"/>
           <w:szCs w:val="22"/>
         </w:rPr>
-        <w:t>P(</w:t>
-      </w:r>
-      <w:proofErr w:type="gramEnd"/>
+        <w:t>P(x</w:t>
+      </w:r>
       <w:r>
         <w:rPr>
           <w:rFonts w:ascii="Book Antiqua" w:hAnsi="Book Antiqua"/>
@@ -2895,10 +2579,10 @@
           <w:iCs/>
           <w:sz w:val="22"/>
           <w:szCs w:val="22"/>
-        </w:rPr>
-        <w:t>x</w:t>
-      </w:r>
-      <w:proofErr w:type="gramStart"/>
+          <w:vertAlign w:val="subscript"/>
+        </w:rPr>
+        <w:t xml:space="preserve">1 </w:t>
+      </w:r>
       <w:r>
         <w:rPr>
           <w:rFonts w:ascii="Book Antiqua" w:hAnsi="Book Antiqua"/>
@@ -2906,9 +2590,8 @@
           <w:iCs/>
           <w:sz w:val="22"/>
           <w:szCs w:val="22"/>
-          <w:vertAlign w:val="subscript"/>
-        </w:rPr>
-        <w:t xml:space="preserve">1 </w:t>
+        </w:rPr>
+        <w:t>, y</w:t>
       </w:r>
       <w:r>
         <w:rPr>
@@ -2917,10 +2600,10 @@
           <w:iCs/>
           <w:sz w:val="22"/>
           <w:szCs w:val="22"/>
-        </w:rPr>
-        <w:t>,</w:t>
-      </w:r>
-      <w:proofErr w:type="gramEnd"/>
+          <w:vertAlign w:val="subscript"/>
+        </w:rPr>
+        <w:t>1</w:t>
+      </w:r>
       <w:r>
         <w:rPr>
           <w:rFonts w:ascii="Book Antiqua" w:hAnsi="Book Antiqua"/>
@@ -2929,7 +2612,7 @@
           <w:sz w:val="22"/>
           <w:szCs w:val="22"/>
         </w:rPr>
-        <w:t xml:space="preserve"> y</w:t>
+        <w:t>) e Q(x</w:t>
       </w:r>
       <w:r>
         <w:rPr>
@@ -2940,7 +2623,7 @@
           <w:szCs w:val="22"/>
           <w:vertAlign w:val="subscript"/>
         </w:rPr>
-        <w:t>1</w:t>
+        <w:t xml:space="preserve">2 </w:t>
       </w:r>
       <w:r>
         <w:rPr>
@@ -2950,9 +2633,8 @@
           <w:sz w:val="22"/>
           <w:szCs w:val="22"/>
         </w:rPr>
-        <w:t xml:space="preserve">) e </w:t>
-      </w:r>
-      <w:proofErr w:type="gramStart"/>
+        <w:t>, y</w:t>
+      </w:r>
       <w:r>
         <w:rPr>
           <w:rFonts w:ascii="Book Antiqua" w:hAnsi="Book Antiqua"/>
@@ -2960,10 +2642,10 @@
           <w:iCs/>
           <w:sz w:val="22"/>
           <w:szCs w:val="22"/>
-        </w:rPr>
-        <w:t>Q(</w:t>
-      </w:r>
-      <w:proofErr w:type="gramEnd"/>
+          <w:vertAlign w:val="subscript"/>
+        </w:rPr>
+        <w:t>2</w:t>
+      </w:r>
       <w:r>
         <w:rPr>
           <w:rFonts w:ascii="Book Antiqua" w:hAnsi="Book Antiqua"/>
@@ -2972,61 +2654,6 @@
           <w:sz w:val="22"/>
           <w:szCs w:val="22"/>
         </w:rPr>
-        <w:t>x</w:t>
-      </w:r>
-      <w:proofErr w:type="gramStart"/>
-      <w:r>
-        <w:rPr>
-          <w:rFonts w:ascii="Book Antiqua" w:hAnsi="Book Antiqua"/>
-          <w:i/>
-          <w:iCs/>
-          <w:sz w:val="22"/>
-          <w:szCs w:val="22"/>
-          <w:vertAlign w:val="subscript"/>
-        </w:rPr>
-        <w:t xml:space="preserve">2 </w:t>
-      </w:r>
-      <w:r>
-        <w:rPr>
-          <w:rFonts w:ascii="Book Antiqua" w:hAnsi="Book Antiqua"/>
-          <w:i/>
-          <w:iCs/>
-          <w:sz w:val="22"/>
-          <w:szCs w:val="22"/>
-        </w:rPr>
-        <w:t>,</w:t>
-      </w:r>
-      <w:proofErr w:type="gramEnd"/>
-      <w:r>
-        <w:rPr>
-          <w:rFonts w:ascii="Book Antiqua" w:hAnsi="Book Antiqua"/>
-          <w:i/>
-          <w:iCs/>
-          <w:sz w:val="22"/>
-          <w:szCs w:val="22"/>
-        </w:rPr>
-        <w:t xml:space="preserve"> y</w:t>
-      </w:r>
-      <w:r>
-        <w:rPr>
-          <w:rFonts w:ascii="Book Antiqua" w:hAnsi="Book Antiqua"/>
-          <w:i/>
-          <w:iCs/>
-          <w:sz w:val="22"/>
-          <w:szCs w:val="22"/>
-          <w:vertAlign w:val="subscript"/>
-        </w:rPr>
-        <w:t>2</w:t>
-      </w:r>
-      <w:proofErr w:type="gramStart"/>
-      <w:r>
-        <w:rPr>
-          <w:rFonts w:ascii="Book Antiqua" w:hAnsi="Book Antiqua"/>
-          <w:i/>
-          <w:iCs/>
-          <w:sz w:val="22"/>
-          <w:szCs w:val="22"/>
-        </w:rPr>
         <w:t>),</w:t>
       </w:r>
       <w:r>
@@ -3035,16 +2662,7 @@
           <w:sz w:val="22"/>
           <w:szCs w:val="22"/>
         </w:rPr>
-        <w:t>encontre</w:t>
-      </w:r>
-      <w:proofErr w:type="gramEnd"/>
-      <w:r>
-        <w:rPr>
-          <w:rFonts w:ascii="Book Antiqua" w:hAnsi="Book Antiqua"/>
-          <w:sz w:val="22"/>
-          <w:szCs w:val="22"/>
-        </w:rPr>
-        <w:t xml:space="preserve"> a distância entre eles.</w:t>
+        <w:t>encontre a distância entre eles.</w:t>
       </w:r>
       <w:r>
         <w:rPr>
@@ -3165,25 +2783,7 @@
           <w:sz w:val="22"/>
           <w:szCs w:val="22"/>
         </w:rPr>
-        <w:t xml:space="preserve">) Dado um número inteiro A de quatro dígitos, obtenha dois outros números B e C sendo B formado pelos dois primeiros dígitos de A e C pelos dois últimos dígitos. </w:t>
-      </w:r>
-      <w:proofErr w:type="spellStart"/>
-      <w:r>
-        <w:rPr>
-          <w:rFonts w:ascii="Book Antiqua" w:hAnsi="Book Antiqua"/>
-          <w:sz w:val="22"/>
-          <w:szCs w:val="22"/>
-        </w:rPr>
-        <w:t>Ex</w:t>
-      </w:r>
-      <w:proofErr w:type="spellEnd"/>
-      <w:r>
-        <w:rPr>
-          <w:rFonts w:ascii="Book Antiqua" w:hAnsi="Book Antiqua"/>
-          <w:sz w:val="22"/>
-          <w:szCs w:val="22"/>
-        </w:rPr>
-        <w:t>: A= 3421 B=34 e C=2</w:t>
+        <w:t>) Dado um número inteiro A de quatro dígitos, obtenha dois outros números B e C sendo B formado pelos dois primeiros dígitos de A e C pelos dois últimos dígitos. Ex: A= 3421 B=34 e C=2</w:t>
       </w:r>
       <w:r>
         <w:rPr>
@@ -3235,43 +2835,7 @@
           <w:sz w:val="22"/>
           <w:szCs w:val="22"/>
         </w:rPr>
-        <w:t xml:space="preserve">) Dado um número inteiro A de três dígitos obtenha a soma destes dígitos. </w:t>
-      </w:r>
-      <w:proofErr w:type="spellStart"/>
-      <w:r>
-        <w:rPr>
-          <w:rFonts w:ascii="Book Antiqua" w:hAnsi="Book Antiqua"/>
-          <w:sz w:val="22"/>
-          <w:szCs w:val="22"/>
-        </w:rPr>
-        <w:t>Ex</w:t>
-      </w:r>
-      <w:proofErr w:type="spellEnd"/>
-      <w:r>
-        <w:rPr>
-          <w:rFonts w:ascii="Book Antiqua" w:hAnsi="Book Antiqua"/>
-          <w:sz w:val="22"/>
-          <w:szCs w:val="22"/>
-        </w:rPr>
-        <w:t>: A=</w:t>
-      </w:r>
-      <w:proofErr w:type="gramStart"/>
-      <w:r>
-        <w:rPr>
-          <w:rFonts w:ascii="Book Antiqua" w:hAnsi="Book Antiqua"/>
-          <w:sz w:val="22"/>
-          <w:szCs w:val="22"/>
-        </w:rPr>
-        <w:t>872 soma</w:t>
-      </w:r>
-      <w:proofErr w:type="gramEnd"/>
-      <w:r>
-        <w:rPr>
-          <w:rFonts w:ascii="Book Antiqua" w:hAnsi="Book Antiqua"/>
-          <w:sz w:val="22"/>
-          <w:szCs w:val="22"/>
-        </w:rPr>
-        <w:t>=17.</w:t>
+        <w:t>) Dado um número inteiro A de três dígitos obtenha a soma destes dígitos. Ex: A=872 soma=17.</w:t>
       </w:r>
     </w:p>
     <w:p>
@@ -3342,16 +2906,7 @@
           <w:sz w:val="22"/>
           <w:szCs w:val="22"/>
         </w:rPr>
-        <w:t> + </w:t>
-      </w:r>
-      <w:proofErr w:type="spellStart"/>
-      <w:r>
-        <w:rPr>
-          <w:rFonts w:ascii="Book Antiqua" w:hAnsi="Book Antiqua"/>
-          <w:sz w:val="22"/>
-          <w:szCs w:val="22"/>
-        </w:rPr>
-        <w:t>b</w:t>
+        <w:t> + b</w:t>
       </w:r>
       <w:r>
         <w:rPr>
@@ -3362,7 +2917,6 @@
         </w:rPr>
         <w:t>x</w:t>
       </w:r>
-      <w:proofErr w:type="spellEnd"/>
       <w:r>
         <w:rPr>
           <w:rFonts w:ascii="Book Antiqua" w:hAnsi="Book Antiqua"/>
@@ -3398,20 +2952,424 @@
           <w:szCs w:val="22"/>
         </w:rPr>
       </w:pPr>
-      <w:r>
-        <w:rPr>
-          <w:rFonts w:ascii="Book Antiqua" w:hAnsi="Book Antiqua"/>
-          <w:position w:val="-100"/>
-          <w:sz w:val="22"/>
-          <w:szCs w:val="22"/>
-        </w:rPr>
-        <w:object w:dxaOrig="1820" w:dyaOrig="2120" w14:anchorId="28A050C4">
-          <v:shape id="_x0000_i1027" type="#_x0000_t75" style="width:90.75pt;height:105.8pt" o:ole="">
-            <v:imagedata r:id="rId11" o:title=""/>
-          </v:shape>
-          <o:OLEObject Type="Embed" ProgID="Equation.3" ShapeID="_x0000_i1027" DrawAspect="Content" ObjectID="_1834079609" r:id="rId12"/>
-        </w:object>
-      </w:r>
+      <m:oMathPara>
+        <m:oMath>
+          <m:r>
+            <w:rPr>
+              <w:rFonts w:ascii="Cambria Math" w:hAnsi="Book Antiqua"/>
+              <w:sz w:val="22"/>
+              <w:szCs w:val="22"/>
+            </w:rPr>
+            <m:t>Δ</m:t>
+          </m:r>
+          <m:r>
+            <w:rPr>
+              <w:rFonts w:ascii="Cambria Math" w:hAnsi="Book Antiqua"/>
+              <w:sz w:val="22"/>
+              <w:szCs w:val="22"/>
+            </w:rPr>
+            <m:t>=</m:t>
+          </m:r>
+          <m:sSup>
+            <m:sSupPr>
+              <m:ctrlPr>
+                <w:rPr>
+                  <w:rFonts w:ascii="Cambria Math" w:hAnsi="Book Antiqua"/>
+                  <w:i/>
+                  <w:sz w:val="22"/>
+                  <w:szCs w:val="22"/>
+                </w:rPr>
+              </m:ctrlPr>
+            </m:sSupPr>
+            <m:e>
+              <m:r>
+                <w:rPr>
+                  <w:rFonts w:ascii="Cambria Math" w:hAnsi="Book Antiqua"/>
+                  <w:sz w:val="22"/>
+                  <w:szCs w:val="22"/>
+                </w:rPr>
+                <m:t>B</m:t>
+              </m:r>
+            </m:e>
+            <m:sup>
+              <m:r>
+                <w:rPr>
+                  <w:rFonts w:ascii="Cambria Math" w:hAnsi="Book Antiqua"/>
+                  <w:sz w:val="22"/>
+                  <w:szCs w:val="22"/>
+                </w:rPr>
+                <m:t>2</m:t>
+              </m:r>
+            </m:sup>
+          </m:sSup>
+          <m:r>
+            <w:rPr>
+              <w:rFonts w:ascii="Cambria Math" w:hAnsi="Book Antiqua"/>
+              <w:sz w:val="22"/>
+              <w:szCs w:val="22"/>
+            </w:rPr>
+            <m:t>-</m:t>
+          </m:r>
+          <m:r>
+            <w:rPr>
+              <w:rFonts w:ascii="Cambria Math" w:hAnsi="Book Antiqua"/>
+              <w:sz w:val="22"/>
+              <w:szCs w:val="22"/>
+            </w:rPr>
+            <m:t>4</m:t>
+          </m:r>
+          <m:r>
+            <w:rPr>
+              <w:rFonts w:ascii="Cambria Math" w:hAnsi="Book Antiqua"/>
+              <w:sz w:val="22"/>
+              <w:szCs w:val="22"/>
+            </w:rPr>
+            <m:t>×</m:t>
+          </m:r>
+          <m:r>
+            <w:rPr>
+              <w:rFonts w:ascii="Cambria Math" w:hAnsi="Book Antiqua"/>
+              <w:sz w:val="22"/>
+              <w:szCs w:val="22"/>
+            </w:rPr>
+            <m:t>A</m:t>
+          </m:r>
+          <m:r>
+            <w:rPr>
+              <w:rFonts w:ascii="Cambria Math" w:hAnsi="Book Antiqua"/>
+              <w:sz w:val="22"/>
+              <w:szCs w:val="22"/>
+            </w:rPr>
+            <m:t>×</m:t>
+          </m:r>
+          <m:r>
+            <w:rPr>
+              <w:rFonts w:ascii="Cambria Math" w:hAnsi="Book Antiqua"/>
+              <w:sz w:val="22"/>
+              <w:szCs w:val="22"/>
+            </w:rPr>
+            <m:t>C</m:t>
+          </m:r>
+          <m:r>
+            <w:rPr>
+              <w:rFonts w:ascii="Cambria Math" w:hAnsi="Book Antiqua"/>
+              <w:sz w:val="22"/>
+              <w:szCs w:val="22"/>
+            </w:rPr>
+            <w:br/>
+          </m:r>
+        </m:oMath>
+        <m:oMath>
+          <m:sSub>
+            <m:sSubPr>
+              <m:ctrlPr>
+                <w:rPr>
+                  <w:rFonts w:ascii="Cambria Math" w:hAnsi="Book Antiqua"/>
+                  <w:i/>
+                  <w:sz w:val="22"/>
+                  <w:szCs w:val="22"/>
+                </w:rPr>
+              </m:ctrlPr>
+            </m:sSubPr>
+            <m:e>
+              <m:r>
+                <w:rPr>
+                  <w:rFonts w:ascii="Cambria Math" w:hAnsi="Book Antiqua"/>
+                  <w:sz w:val="22"/>
+                  <w:szCs w:val="22"/>
+                </w:rPr>
+                <m:t>x</m:t>
+              </m:r>
+            </m:e>
+            <m:sub>
+              <m:r>
+                <w:rPr>
+                  <w:rFonts w:ascii="Cambria Math" w:hAnsi="Book Antiqua"/>
+                  <w:sz w:val="22"/>
+                  <w:szCs w:val="22"/>
+                </w:rPr>
+                <m:t>1</m:t>
+              </m:r>
+            </m:sub>
+          </m:sSub>
+          <m:r>
+            <w:rPr>
+              <w:rFonts w:ascii="Cambria Math" w:hAnsi="Book Antiqua"/>
+              <w:sz w:val="22"/>
+              <w:szCs w:val="22"/>
+            </w:rPr>
+            <m:t>=</m:t>
+          </m:r>
+          <m:f>
+            <m:fPr>
+              <m:ctrlPr>
+                <w:rPr>
+                  <w:rFonts w:ascii="Cambria Math" w:hAnsi="Cambria Math"/>
+                  <w:i/>
+                  <w:sz w:val="22"/>
+                  <w:szCs w:val="22"/>
+                </w:rPr>
+              </m:ctrlPr>
+            </m:fPr>
+            <m:num>
+              <m:r>
+                <w:rPr>
+                  <w:rFonts w:ascii="Cambria Math" w:hAnsi="Book Antiqua"/>
+                  <w:sz w:val="22"/>
+                  <w:szCs w:val="22"/>
+                </w:rPr>
+                <m:t>-</m:t>
+              </m:r>
+              <m:r>
+                <w:rPr>
+                  <w:rFonts w:ascii="Cambria Math" w:hAnsi="Book Antiqua"/>
+                  <w:sz w:val="22"/>
+                  <w:szCs w:val="22"/>
+                </w:rPr>
+                <m:t>B+</m:t>
+              </m:r>
+              <m:rad>
+                <m:radPr>
+                  <m:degHide m:val="1"/>
+                  <m:ctrlPr>
+                    <w:rPr>
+                      <w:rFonts w:ascii="Cambria Math" w:hAnsi="Cambria Math"/>
+                      <w:i/>
+                      <w:sz w:val="22"/>
+                      <w:szCs w:val="22"/>
+                    </w:rPr>
+                  </m:ctrlPr>
+                </m:radPr>
+                <m:deg/>
+                <m:e>
+                  <m:r>
+                    <w:rPr>
+                      <w:rFonts w:ascii="Cambria Math" w:hAnsi="Book Antiqua"/>
+                      <w:sz w:val="22"/>
+                      <w:szCs w:val="22"/>
+                    </w:rPr>
+                    <m:t>Δ</m:t>
+                  </m:r>
+                </m:e>
+              </m:rad>
+              <m:ctrlPr>
+                <w:rPr>
+                  <w:rFonts w:ascii="Cambria Math" w:hAnsi="Book Antiqua"/>
+                  <w:i/>
+                  <w:sz w:val="22"/>
+                  <w:szCs w:val="22"/>
+                </w:rPr>
+              </m:ctrlPr>
+            </m:num>
+            <m:den>
+              <m:r>
+                <w:rPr>
+                  <w:rFonts w:ascii="Cambria Math" w:hAnsi="Book Antiqua"/>
+                  <w:sz w:val="22"/>
+                  <w:szCs w:val="22"/>
+                </w:rPr>
+                <m:t>2</m:t>
+              </m:r>
+              <m:r>
+                <w:rPr>
+                  <w:rFonts w:ascii="Cambria Math" w:hAnsi="Book Antiqua"/>
+                  <w:sz w:val="22"/>
+                  <w:szCs w:val="22"/>
+                </w:rPr>
+                <m:t>×</m:t>
+              </m:r>
+              <m:r>
+                <w:rPr>
+                  <w:rFonts w:ascii="Cambria Math" w:hAnsi="Book Antiqua"/>
+                  <w:sz w:val="22"/>
+                  <w:szCs w:val="22"/>
+                </w:rPr>
+                <m:t>A</m:t>
+              </m:r>
+              <m:ctrlPr>
+                <w:rPr>
+                  <w:rFonts w:ascii="Cambria Math" w:hAnsi="Book Antiqua"/>
+                  <w:i/>
+                  <w:sz w:val="22"/>
+                  <w:szCs w:val="22"/>
+                </w:rPr>
+              </m:ctrlPr>
+            </m:den>
+          </m:f>
+          <m:r>
+            <w:rPr>
+              <w:rFonts w:ascii="Cambria Math" w:hAnsi="Book Antiqua"/>
+              <w:sz w:val="22"/>
+              <w:szCs w:val="22"/>
+            </w:rPr>
+            <w:br/>
+          </m:r>
+        </m:oMath>
+        <m:oMath>
+          <m:r>
+            <w:rPr>
+              <w:rFonts w:ascii="Cambria Math" w:hAnsi="Book Antiqua"/>
+              <w:sz w:val="22"/>
+              <w:szCs w:val="22"/>
+            </w:rPr>
+            <m:t>e</m:t>
+          </m:r>
+          <m:r>
+            <w:rPr>
+              <w:rFonts w:ascii="Cambria Math" w:hAnsi="Book Antiqua"/>
+              <w:sz w:val="22"/>
+              <w:szCs w:val="22"/>
+            </w:rPr>
+            <w:br/>
+          </m:r>
+        </m:oMath>
+        <m:oMath>
+          <m:sSub>
+            <m:sSubPr>
+              <m:ctrlPr>
+                <w:rPr>
+                  <w:rFonts w:ascii="Cambria Math" w:hAnsi="Book Antiqua"/>
+                  <w:i/>
+                  <w:sz w:val="22"/>
+                  <w:szCs w:val="22"/>
+                </w:rPr>
+              </m:ctrlPr>
+            </m:sSubPr>
+            <m:e>
+              <m:r>
+                <w:rPr>
+                  <w:rFonts w:ascii="Cambria Math" w:hAnsi="Book Antiqua"/>
+                  <w:sz w:val="22"/>
+                  <w:szCs w:val="22"/>
+                </w:rPr>
+                <m:t>x</m:t>
+              </m:r>
+            </m:e>
+            <m:sub>
+              <m:r>
+                <w:rPr>
+                  <w:rFonts w:ascii="Cambria Math" w:hAnsi="Book Antiqua"/>
+                  <w:sz w:val="22"/>
+                  <w:szCs w:val="22"/>
+                </w:rPr>
+                <m:t>2</m:t>
+              </m:r>
+            </m:sub>
+          </m:sSub>
+          <m:r>
+            <w:rPr>
+              <w:rFonts w:ascii="Cambria Math" w:hAnsi="Book Antiqua"/>
+              <w:sz w:val="22"/>
+              <w:szCs w:val="22"/>
+            </w:rPr>
+            <m:t>=</m:t>
+          </m:r>
+          <m:f>
+            <m:fPr>
+              <m:ctrlPr>
+                <w:rPr>
+                  <w:rFonts w:ascii="Cambria Math" w:hAnsi="Cambria Math"/>
+                  <w:i/>
+                  <w:sz w:val="22"/>
+                  <w:szCs w:val="22"/>
+                </w:rPr>
+              </m:ctrlPr>
+            </m:fPr>
+            <m:num>
+              <m:r>
+                <w:rPr>
+                  <w:rFonts w:ascii="Cambria Math" w:hAnsi="Book Antiqua"/>
+                  <w:sz w:val="22"/>
+                  <w:szCs w:val="22"/>
+                </w:rPr>
+                <m:t>-</m:t>
+              </m:r>
+              <m:r>
+                <w:rPr>
+                  <w:rFonts w:ascii="Cambria Math" w:hAnsi="Book Antiqua"/>
+                  <w:sz w:val="22"/>
+                  <w:szCs w:val="22"/>
+                </w:rPr>
+                <m:t>B</m:t>
+              </m:r>
+              <m:r>
+                <w:rPr>
+                  <w:rFonts w:ascii="Cambria Math" w:hAnsi="Book Antiqua"/>
+                  <w:sz w:val="22"/>
+                  <w:szCs w:val="22"/>
+                </w:rPr>
+                <m:t>-</m:t>
+              </m:r>
+              <m:rad>
+                <m:radPr>
+                  <m:degHide m:val="1"/>
+                  <m:ctrlPr>
+                    <w:rPr>
+                      <w:rFonts w:ascii="Cambria Math" w:hAnsi="Cambria Math"/>
+                      <w:i/>
+                      <w:sz w:val="22"/>
+                      <w:szCs w:val="22"/>
+                    </w:rPr>
+                  </m:ctrlPr>
+                </m:radPr>
+                <m:deg/>
+                <m:e>
+                  <m:r>
+                    <w:rPr>
+                      <w:rFonts w:ascii="Cambria Math" w:hAnsi="Book Antiqua"/>
+                      <w:sz w:val="22"/>
+                      <w:szCs w:val="22"/>
+                    </w:rPr>
+                    <m:t>Δ</m:t>
+                  </m:r>
+                </m:e>
+              </m:rad>
+              <m:ctrlPr>
+                <w:rPr>
+                  <w:rFonts w:ascii="Cambria Math" w:hAnsi="Book Antiqua"/>
+                  <w:i/>
+                  <w:sz w:val="22"/>
+                  <w:szCs w:val="22"/>
+                </w:rPr>
+              </m:ctrlPr>
+            </m:num>
+            <m:den>
+              <m:r>
+                <w:rPr>
+                  <w:rFonts w:ascii="Cambria Math" w:hAnsi="Book Antiqua"/>
+                  <w:sz w:val="22"/>
+                  <w:szCs w:val="22"/>
+                </w:rPr>
+                <m:t>2</m:t>
+              </m:r>
+              <m:r>
+                <w:rPr>
+                  <w:rFonts w:ascii="Cambria Math" w:hAnsi="Book Antiqua"/>
+                  <w:sz w:val="22"/>
+                  <w:szCs w:val="22"/>
+                </w:rPr>
+                <m:t>×</m:t>
+              </m:r>
+              <m:r>
+                <w:rPr>
+                  <w:rFonts w:ascii="Cambria Math" w:hAnsi="Book Antiqua"/>
+                  <w:sz w:val="22"/>
+                  <w:szCs w:val="22"/>
+                </w:rPr>
+                <m:t>A</m:t>
+              </m:r>
+              <m:ctrlPr>
+                <w:rPr>
+                  <w:rFonts w:ascii="Cambria Math" w:hAnsi="Book Antiqua"/>
+                  <w:i/>
+                  <w:sz w:val="22"/>
+                  <w:szCs w:val="22"/>
+                </w:rPr>
+              </m:ctrlPr>
+            </m:den>
+          </m:f>
+        </m:oMath>
+      </m:oMathPara>
     </w:p>
     <w:p>
       <w:pPr>
@@ -3457,20 +3415,88 @@
         </w:rPr>
         <w:t xml:space="preserve">o R em que R é um dado fornecido pelo usuário. O volume de uma esfera é dado por </w:t>
       </w:r>
-      <w:r>
-        <w:rPr>
-          <w:rFonts w:ascii="Book Antiqua" w:hAnsi="Book Antiqua"/>
-          <w:position w:val="-24"/>
-          <w:sz w:val="22"/>
-          <w:szCs w:val="22"/>
-        </w:rPr>
-        <w:object w:dxaOrig="960" w:dyaOrig="620" w14:anchorId="29472D8C">
-          <v:shape id="_x0000_i1028" type="#_x0000_t75" style="width:48pt;height:31.5pt" o:ole="">
-            <v:imagedata r:id="rId13" o:title=""/>
-          </v:shape>
-          <o:OLEObject Type="Embed" ProgID="Equation.3" ShapeID="_x0000_i1028" DrawAspect="Content" ObjectID="_1834079610" r:id="rId14"/>
-        </w:object>
-      </w:r>
+      <m:oMath>
+        <m:r>
+          <w:rPr>
+            <w:rFonts w:ascii="Cambria Math" w:hAnsi="Book Antiqua"/>
+            <w:sz w:val="22"/>
+            <w:szCs w:val="22"/>
+          </w:rPr>
+          <m:t>v=</m:t>
+        </m:r>
+        <m:f>
+          <m:fPr>
+            <m:ctrlPr>
+              <w:rPr>
+                <w:rFonts w:ascii="Cambria Math" w:hAnsi="Book Antiqua"/>
+                <w:i/>
+                <w:sz w:val="22"/>
+                <w:szCs w:val="22"/>
+              </w:rPr>
+            </m:ctrlPr>
+          </m:fPr>
+          <m:num>
+            <m:r>
+              <w:rPr>
+                <w:rFonts w:ascii="Cambria Math" w:hAnsi="Book Antiqua"/>
+                <w:sz w:val="22"/>
+                <w:szCs w:val="22"/>
+              </w:rPr>
+              <m:t>4</m:t>
+            </m:r>
+          </m:num>
+          <m:den>
+            <m:r>
+              <w:rPr>
+                <w:rFonts w:ascii="Cambria Math" w:hAnsi="Book Antiqua"/>
+                <w:sz w:val="22"/>
+                <w:szCs w:val="22"/>
+              </w:rPr>
+              <m:t>3</m:t>
+            </m:r>
+          </m:den>
+        </m:f>
+        <m:r>
+          <w:rPr>
+            <w:rFonts w:ascii="Cambria Math" w:hAnsi="Book Antiqua"/>
+            <w:sz w:val="22"/>
+            <w:szCs w:val="22"/>
+          </w:rPr>
+          <m:t>π</m:t>
+        </m:r>
+        <m:sSup>
+          <m:sSupPr>
+            <m:ctrlPr>
+              <w:rPr>
+                <w:rFonts w:ascii="Cambria Math" w:hAnsi="Book Antiqua"/>
+                <w:i/>
+                <w:sz w:val="22"/>
+                <w:szCs w:val="22"/>
+              </w:rPr>
+            </m:ctrlPr>
+          </m:sSupPr>
+          <m:e>
+            <m:r>
+              <w:rPr>
+                <w:rFonts w:ascii="Cambria Math" w:hAnsi="Book Antiqua"/>
+                <w:sz w:val="22"/>
+                <w:szCs w:val="22"/>
+              </w:rPr>
+              <m:t>R</m:t>
+            </m:r>
+          </m:e>
+          <m:sup>
+            <m:r>
+              <w:rPr>
+                <w:rFonts w:ascii="Cambria Math" w:hAnsi="Book Antiqua"/>
+                <w:sz w:val="22"/>
+                <w:szCs w:val="22"/>
+              </w:rPr>
+              <m:t>3</m:t>
+            </m:r>
+          </m:sup>
+        </m:sSup>
+      </m:oMath>
       <w:r>
         <w:rPr>
           <w:rFonts w:ascii="Book Antiqua" w:hAnsi="Book Antiqua"/>
